--- a/utils/test_ex.docx
+++ b/utils/test_ex.docx
@@ -672,7 +672,9 @@
               </w:tblBorders>
               <w:tblLayout w:type="fixed"/>
               <w:tblCellMar>
+                <w:top w:w="0" w:type="dxa"/>
                 <w:left w:w="108" w:type="dxa"/>
+                <w:bottom w:w="0" w:type="dxa"/>
                 <w:right w:w="108" w:type="dxa"/>
               </w:tblCellMar>
             </w:tblPr>
@@ -3131,7 +3133,7 @@
                       <w:szCs w:val="15"/>
                     </w:rPr>
                     <w:object>
-                      <v:shape id="_x0000_i1027" o:spt="75" type="#_x0000_t75" style="height:13.5pt;width:11.25pt;" o:ole="t" filled="f" stroked="f" coordsize="21600,21600">
+                      <v:shape id="_x0000_i1025" o:spt="75" type="#_x0000_t75" style="height:13.5pt;width:11.25pt;" o:ole="t" filled="f" stroked="f" coordsize="21600,21600">
                         <v:path/>
                         <v:fill on="f" focussize="0,0"/>
                         <v:stroke on="f"/>
@@ -3140,7 +3142,7 @@
                         <w10:wrap type="none"/>
                         <w10:anchorlock/>
                       </v:shape>
-                      <o:OLEObject Type="Embed" ProgID="PBrush" ShapeID="_x0000_i1027" DrawAspect="Content" ObjectID="_1468075725" r:id="rId12">
+                      <o:OLEObject Type="Embed" ProgID="PBrush" ShapeID="_x0000_i1025" DrawAspect="Content" ObjectID="_1468075725" r:id="rId12">
                         <o:LockedField>false</o:LockedField>
                       </o:OLEObject>
                     </w:object>
@@ -3618,8 +3620,6 @@
                     </w:rPr>
                     <w:t xml:space="preserve"> endfor %}</w:t>
                   </w:r>
-                  <w:bookmarkStart w:id="0" w:name="_GoBack"/>
-                  <w:bookmarkEnd w:id="0"/>
                 </w:p>
               </w:tc>
             </w:tr>
@@ -3632,6 +3632,526 @@
                 <w:szCs w:val="18"/>
               </w:rPr>
             </w:pPr>
+          </w:p>
+        </w:tc>
+      </w:tr>
+    </w:tbl>
+    <w:tbl>
+      <w:tblPr>
+        <w:tblStyle w:val="8"/>
+        <w:tblpPr w:leftFromText="180" w:rightFromText="180" w:vertAnchor="text" w:horzAnchor="page" w:tblpX="1480" w:tblpY="762"/>
+        <w:tblOverlap w:val="never"/>
+        <w:tblW w:w="4883" w:type="pct"/>
+        <w:tblInd w:w="0" w:type="dxa"/>
+        <w:tblBorders>
+          <w:top w:val="single" w:color="auto" w:sz="4" w:space="0"/>
+          <w:left w:val="single" w:color="auto" w:sz="4" w:space="0"/>
+          <w:bottom w:val="single" w:color="auto" w:sz="4" w:space="0"/>
+          <w:right w:val="single" w:color="auto" w:sz="4" w:space="0"/>
+          <w:insideH w:val="single" w:color="auto" w:sz="4" w:space="0"/>
+          <w:insideV w:val="single" w:color="auto" w:sz="4" w:space="0"/>
+        </w:tblBorders>
+        <w:tblLayout w:type="autofit"/>
+        <w:tblCellMar>
+          <w:top w:w="0" w:type="dxa"/>
+          <w:left w:w="108" w:type="dxa"/>
+          <w:bottom w:w="0" w:type="dxa"/>
+          <w:right w:w="108" w:type="dxa"/>
+        </w:tblCellMar>
+      </w:tblPr>
+      <w:tblGrid>
+        <w:gridCol w:w="1269"/>
+        <w:gridCol w:w="2902"/>
+        <w:gridCol w:w="981"/>
+        <w:gridCol w:w="2180"/>
+        <w:gridCol w:w="991"/>
+      </w:tblGrid>
+      <w:tr>
+        <w:trPr>
+          <w:trHeight w:val="476" w:hRule="atLeast"/>
+        </w:trPr>
+        <w:tc>
+          <w:tcPr>
+            <w:tcW w:w="762" w:type="pct"/>
+          </w:tcPr>
+          <w:p>
+            <w:pPr>
+              <w:ind w:firstLine="210" w:firstLineChars="100"/>
+              <w:rPr>
+                <w:rFonts w:hint="eastAsia" w:eastAsia="宋体"/>
+                <w:lang w:val="en-US" w:eastAsia="zh-CN"/>
+              </w:rPr>
+            </w:pPr>
+            <w:r>
+              <w:rPr>
+                <w:rFonts w:hint="eastAsia"/>
+                <w:lang w:val="en-US" w:eastAsia="zh-CN"/>
+              </w:rPr>
+              <w:t>序号</w:t>
+            </w:r>
+          </w:p>
+        </w:tc>
+        <w:tc>
+          <w:tcPr>
+            <w:tcW w:w="1743" w:type="pct"/>
+          </w:tcPr>
+          <w:p>
+            <w:pPr>
+              <w:rPr>
+                <w:rFonts w:hint="eastAsia" w:eastAsia="宋体"/>
+                <w:lang w:val="en-US" w:eastAsia="zh-CN"/>
+              </w:rPr>
+            </w:pPr>
+            <w:r>
+              <w:rPr>
+                <w:rFonts w:hint="default"/>
+                <w:lang w:val="en-US"/>
+              </w:rPr>
+              <w:t xml:space="preserve"> </w:t>
+            </w:r>
+            <w:r>
+              <w:rPr>
+                <w:rFonts w:hint="eastAsia"/>
+                <w:lang w:val="en-US" w:eastAsia="zh-CN"/>
+              </w:rPr>
+              <w:t>1</w:t>
+            </w:r>
+          </w:p>
+        </w:tc>
+        <w:tc>
+          <w:tcPr>
+            <w:tcW w:w="589" w:type="pct"/>
+          </w:tcPr>
+          <w:p>
+            <w:pPr>
+              <w:rPr>
+                <w:rFonts w:hint="eastAsia" w:eastAsia="宋体"/>
+                <w:lang w:val="en-US" w:eastAsia="zh-CN"/>
+              </w:rPr>
+            </w:pPr>
+            <w:r>
+              <w:rPr>
+                <w:rFonts w:hint="eastAsia"/>
+                <w:lang w:val="en-US" w:eastAsia="zh-CN"/>
+              </w:rPr>
+              <w:t>2</w:t>
+            </w:r>
+          </w:p>
+        </w:tc>
+        <w:tc>
+          <w:tcPr>
+            <w:tcW w:w="1309" w:type="pct"/>
+          </w:tcPr>
+          <w:p>
+            <w:pPr>
+              <w:rPr>
+                <w:rFonts w:hint="eastAsia" w:eastAsia="宋体"/>
+                <w:lang w:val="en-US" w:eastAsia="zh-CN"/>
+              </w:rPr>
+            </w:pPr>
+            <w:r>
+              <w:rPr>
+                <w:rFonts w:hint="eastAsia"/>
+                <w:lang w:val="en-US" w:eastAsia="zh-CN"/>
+              </w:rPr>
+              <w:t>3</w:t>
+            </w:r>
+          </w:p>
+        </w:tc>
+        <w:tc>
+          <w:tcPr>
+            <w:tcW w:w="595" w:type="pct"/>
+          </w:tcPr>
+          <w:p>
+            <w:pPr>
+              <w:rPr>
+                <w:rFonts w:hint="default"/>
+                <w:lang w:val="en-US" w:eastAsia="zh-CN"/>
+              </w:rPr>
+            </w:pPr>
+            <w:r>
+              <w:rPr>
+                <w:rFonts w:hint="default"/>
+                <w:lang w:val="en-US" w:eastAsia="zh-CN"/>
+              </w:rPr>
+              <w:t>4</w:t>
+            </w:r>
+          </w:p>
+        </w:tc>
+      </w:tr>
+      <w:tr>
+        <w:trPr>
+          <w:gridAfter w:val="1"/>
+          <w:wAfter w:w="595" w:type="pct"/>
+          <w:trHeight w:val="296" w:hRule="atLeast"/>
+        </w:trPr>
+        <w:tc>
+          <w:tcPr>
+            <w:tcW w:w="762" w:type="pct"/>
+          </w:tcPr>
+          <w:p>
+            <w:pPr>
+              <w:ind w:firstLine="210" w:firstLineChars="100"/>
+            </w:pPr>
+            <w:r>
+              <w:rPr>
+                <w:rFonts w:hint="default"/>
+                <w:lang w:val="en-US"/>
+              </w:rPr>
+              <w:t>a</w:t>
+            </w:r>
+          </w:p>
+        </w:tc>
+        <w:tc>
+          <w:tcPr>
+            <w:tcW w:w="1743" w:type="pct"/>
+          </w:tcPr>
+          <w:p>
+            <w:r>
+              <w:rPr>
+                <w:rFonts w:hint="default"/>
+                <w:lang w:val="en-US"/>
+              </w:rPr>
+              <w:t>{%tc for col in data_s.a</w:t>
+            </w:r>
+            <w:r>
+              <w:rPr>
+                <w:rFonts w:hint="default"/>
+                <w:lang w:val="en-US" w:eastAsia="zh-CN"/>
+              </w:rPr>
+              <w:t xml:space="preserve"> %}</w:t>
+            </w:r>
+          </w:p>
+        </w:tc>
+        <w:tc>
+          <w:tcPr>
+            <w:tcW w:w="589" w:type="pct"/>
+          </w:tcPr>
+          <w:p>
+            <w:pPr>
+              <w:rPr>
+                <w:rFonts w:hint="default"/>
+                <w:lang w:val="en-US"/>
+              </w:rPr>
+            </w:pPr>
+            <w:r>
+              <w:rPr>
+                <w:rFonts w:hint="default"/>
+                <w:lang w:val="en-US"/>
+              </w:rPr>
+              <w:t>{{ col }}</w:t>
+            </w:r>
+          </w:p>
+        </w:tc>
+        <w:tc>
+          <w:tcPr>
+            <w:tcW w:w="1309" w:type="pct"/>
+          </w:tcPr>
+          <w:p>
+            <w:pPr>
+              <w:keepNext w:val="0"/>
+              <w:keepLines w:val="0"/>
+              <w:widowControl/>
+              <w:suppressLineNumbers w:val="0"/>
+              <w:jc w:val="left"/>
+            </w:pPr>
+            <w:r>
+              <w:rPr>
+                <w:rFonts w:hint="default" w:ascii="Times New Roman" w:hAnsi="Times New Roman" w:eastAsia="宋体" w:cs="Times New Roman"/>
+                <w:i w:val="0"/>
+                <w:iCs w:val="0"/>
+                <w:caps w:val="0"/>
+                <w:color w:val="000000"/>
+                <w:spacing w:val="0"/>
+                <w:kern w:val="0"/>
+                <w:sz w:val="28"/>
+                <w:szCs w:val="28"/>
+                <w:shd w:val="clear" w:fill="FFFFFF"/>
+                <w:lang w:val="en-US" w:eastAsia="zh-CN" w:bidi="ar"/>
+              </w:rPr>
+              <w:t>{%tc endfor %}</w:t>
+            </w:r>
+          </w:p>
+          <w:p/>
+        </w:tc>
+      </w:tr>
+      <w:tr>
+        <w:trPr>
+          <w:gridAfter w:val="1"/>
+          <w:wAfter w:w="595" w:type="pct"/>
+          <w:trHeight w:val="388" w:hRule="atLeast"/>
+        </w:trPr>
+        <w:tc>
+          <w:tcPr>
+            <w:tcW w:w="762" w:type="pct"/>
+          </w:tcPr>
+          <w:p>
+            <w:pPr>
+              <w:ind w:firstLine="210" w:firstLineChars="100"/>
+            </w:pPr>
+            <w:r>
+              <w:rPr>
+                <w:rFonts w:hint="default"/>
+                <w:lang w:val="en-US"/>
+              </w:rPr>
+              <w:t>b</w:t>
+            </w:r>
+          </w:p>
+        </w:tc>
+        <w:tc>
+          <w:tcPr>
+            <w:tcW w:w="1743" w:type="pct"/>
+          </w:tcPr>
+          <w:p>
+            <w:r>
+              <w:rPr>
+                <w:rFonts w:hint="default"/>
+                <w:lang w:val="en-US"/>
+              </w:rPr>
+              <w:t>{%tc for col in data_s.b</w:t>
+            </w:r>
+            <w:r>
+              <w:rPr>
+                <w:rFonts w:hint="default"/>
+                <w:lang w:val="en-US" w:eastAsia="zh-CN"/>
+              </w:rPr>
+              <w:t xml:space="preserve"> %}</w:t>
+            </w:r>
+          </w:p>
+        </w:tc>
+        <w:tc>
+          <w:tcPr>
+            <w:tcW w:w="589" w:type="pct"/>
+          </w:tcPr>
+          <w:p>
+            <w:pPr>
+              <w:rPr>
+                <w:rFonts w:hint="default"/>
+                <w:lang w:val="en-US"/>
+              </w:rPr>
+            </w:pPr>
+            <w:r>
+              <w:rPr>
+                <w:rFonts w:hint="default"/>
+                <w:lang w:val="en-US"/>
+              </w:rPr>
+              <w:t>{{ col }}</w:t>
+            </w:r>
+          </w:p>
+        </w:tc>
+        <w:tc>
+          <w:tcPr>
+            <w:tcW w:w="1309" w:type="pct"/>
+          </w:tcPr>
+          <w:p>
+            <w:pPr>
+              <w:keepNext w:val="0"/>
+              <w:keepLines w:val="0"/>
+              <w:widowControl/>
+              <w:suppressLineNumbers w:val="0"/>
+              <w:jc w:val="left"/>
+            </w:pPr>
+            <w:r>
+              <w:rPr>
+                <w:rFonts w:hint="default" w:ascii="Times New Roman" w:hAnsi="Times New Roman" w:eastAsia="宋体" w:cs="Times New Roman"/>
+                <w:i w:val="0"/>
+                <w:iCs w:val="0"/>
+                <w:caps w:val="0"/>
+                <w:color w:val="000000"/>
+                <w:spacing w:val="0"/>
+                <w:kern w:val="0"/>
+                <w:sz w:val="28"/>
+                <w:szCs w:val="28"/>
+                <w:shd w:val="clear" w:fill="FFFFFF"/>
+                <w:lang w:val="en-US" w:eastAsia="zh-CN" w:bidi="ar"/>
+              </w:rPr>
+              <w:t>{%tc endfor %}</w:t>
+            </w:r>
+          </w:p>
+          <w:p/>
+        </w:tc>
+      </w:tr>
+      <w:tr>
+        <w:trPr>
+          <w:gridAfter w:val="1"/>
+          <w:wAfter w:w="595" w:type="pct"/>
+          <w:trHeight w:val="421" w:hRule="atLeast"/>
+        </w:trPr>
+        <w:tc>
+          <w:tcPr>
+            <w:tcW w:w="762" w:type="pct"/>
+          </w:tcPr>
+          <w:p>
+            <w:pPr>
+              <w:ind w:firstLine="210" w:firstLineChars="100"/>
+            </w:pPr>
+            <w:r>
+              <w:rPr>
+                <w:rFonts w:hint="default"/>
+                <w:lang w:val="en-US"/>
+              </w:rPr>
+              <w:t>c</w:t>
+            </w:r>
+          </w:p>
+        </w:tc>
+        <w:tc>
+          <w:tcPr>
+            <w:tcW w:w="1743" w:type="pct"/>
+          </w:tcPr>
+          <w:p>
+            <w:r>
+              <w:rPr>
+                <w:rFonts w:hint="default"/>
+                <w:lang w:val="en-US"/>
+              </w:rPr>
+              <w:t>{%tc for col in data_s.c</w:t>
+            </w:r>
+            <w:r>
+              <w:rPr>
+                <w:rFonts w:hint="default"/>
+                <w:lang w:val="en-US" w:eastAsia="zh-CN"/>
+              </w:rPr>
+              <w:t xml:space="preserve"> %}</w:t>
+            </w:r>
+          </w:p>
+        </w:tc>
+        <w:tc>
+          <w:tcPr>
+            <w:tcW w:w="589" w:type="pct"/>
+          </w:tcPr>
+          <w:p>
+            <w:pPr>
+              <w:rPr>
+                <w:rFonts w:hint="default"/>
+                <w:lang w:val="en-US"/>
+              </w:rPr>
+            </w:pPr>
+            <w:r>
+              <w:rPr>
+                <w:rFonts w:hint="default"/>
+                <w:lang w:val="en-US"/>
+              </w:rPr>
+              <w:t>{{ col }}</w:t>
+            </w:r>
+          </w:p>
+        </w:tc>
+        <w:tc>
+          <w:tcPr>
+            <w:tcW w:w="1309" w:type="pct"/>
+          </w:tcPr>
+          <w:p>
+            <w:pPr>
+              <w:keepNext w:val="0"/>
+              <w:keepLines w:val="0"/>
+              <w:widowControl/>
+              <w:suppressLineNumbers w:val="0"/>
+              <w:jc w:val="left"/>
+            </w:pPr>
+            <w:r>
+              <w:rPr>
+                <w:rFonts w:hint="default" w:ascii="Times New Roman" w:hAnsi="Times New Roman" w:eastAsia="宋体" w:cs="Times New Roman"/>
+                <w:i w:val="0"/>
+                <w:iCs w:val="0"/>
+                <w:caps w:val="0"/>
+                <w:color w:val="000000"/>
+                <w:spacing w:val="0"/>
+                <w:kern w:val="0"/>
+                <w:sz w:val="28"/>
+                <w:szCs w:val="28"/>
+                <w:shd w:val="clear" w:fill="FFFFFF"/>
+                <w:lang w:val="en-US" w:eastAsia="zh-CN" w:bidi="ar"/>
+              </w:rPr>
+              <w:t>{%tc endfor %}</w:t>
+            </w:r>
+          </w:p>
+          <w:p/>
+        </w:tc>
+      </w:tr>
+      <w:tr>
+        <w:trPr>
+          <w:gridAfter w:val="1"/>
+          <w:wAfter w:w="595" w:type="pct"/>
+          <w:trHeight w:val="421" w:hRule="atLeast"/>
+        </w:trPr>
+        <w:tc>
+          <w:tcPr>
+            <w:tcW w:w="762" w:type="pct"/>
+          </w:tcPr>
+          <w:p>
+            <w:pPr>
+              <w:ind w:firstLine="210" w:firstLineChars="100"/>
+              <w:rPr>
+                <w:rFonts w:hint="eastAsia" w:eastAsia="宋体"/>
+                <w:lang w:val="en-US" w:eastAsia="zh-CN"/>
+              </w:rPr>
+            </w:pPr>
+            <w:r>
+              <w:rPr>
+                <w:rFonts w:hint="eastAsia"/>
+                <w:lang w:val="en-US" w:eastAsia="zh-CN"/>
+              </w:rPr>
+              <w:t>g</w:t>
+            </w:r>
+          </w:p>
+        </w:tc>
+        <w:tc>
+          <w:tcPr>
+            <w:tcW w:w="1743" w:type="pct"/>
+          </w:tcPr>
+          <w:p>
+            <w:pPr>
+              <w:rPr>
+                <w:rFonts w:hint="default"/>
+                <w:lang w:val="en-US"/>
+              </w:rPr>
+            </w:pPr>
+            <w:r>
+              <w:rPr>
+                <w:rFonts w:hint="default"/>
+                <w:lang w:val="en-US"/>
+              </w:rPr>
+              <w:t>{%tc for col in data_s.g %}</w:t>
+            </w:r>
+          </w:p>
+        </w:tc>
+        <w:tc>
+          <w:tcPr>
+            <w:tcW w:w="589" w:type="pct"/>
+          </w:tcPr>
+          <w:p>
+            <w:pPr>
+              <w:rPr>
+                <w:rFonts w:hint="default"/>
+                <w:lang w:val="en-US"/>
+              </w:rPr>
+            </w:pPr>
+            <w:r>
+              <w:rPr>
+                <w:rFonts w:hint="default"/>
+                <w:lang w:val="en-US"/>
+              </w:rPr>
+              <w:t>{{ col }}</w:t>
+            </w:r>
+          </w:p>
+        </w:tc>
+        <w:tc>
+          <w:tcPr>
+            <w:tcW w:w="1309" w:type="pct"/>
+          </w:tcPr>
+          <w:p>
+            <w:pPr>
+              <w:rPr>
+                <w:rFonts w:hint="default"/>
+                <w:lang w:val="en-US"/>
+              </w:rPr>
+            </w:pPr>
+            <w:r>
+              <w:rPr>
+                <w:rFonts w:hint="default"/>
+                <w:lang w:val="en-US"/>
+              </w:rPr>
+              <w:t>{%tc endfor %}</w:t>
+            </w:r>
           </w:p>
         </w:tc>
       </w:tr>
@@ -3752,6 +4272,30 @@
         </w:rPr>
         <w:t xml:space="preserve"> </w:t>
       </w:r>
+      <w:r>
+        <w:rPr>
+          <w:sz w:val="18"/>
+          <w:szCs w:val="18"/>
+          <w:u w:val="single"/>
+        </w:rPr>
+        <w:br w:type="textWrapping"/>
+      </w:r>
+      <w:r>
+        <w:rPr>
+          <w:sz w:val="18"/>
+          <w:szCs w:val="18"/>
+          <w:u w:val="single"/>
+        </w:rPr>
+        <w:br w:type="textWrapping"/>
+      </w:r>
+    </w:p>
+    <w:p>
+      <w:pPr>
+        <w:spacing w:line="360" w:lineRule="auto"/>
+        <w:rPr>
+          <w:rFonts w:hint="eastAsia"/>
+        </w:rPr>
+      </w:pPr>
     </w:p>
     <w:sectPr>
       <w:headerReference r:id="rId7" w:type="first"/>
@@ -3866,11 +4410,11 @@
 
 <file path=word/commentsExtended.xml><?xml version="1.0" encoding="utf-8"?>
 <w15:commentsEx xmlns:wpc="http://schemas.microsoft.com/office/word/2010/wordprocessingCanvas" xmlns:mc="http://schemas.openxmlformats.org/markup-compatibility/2006" xmlns:o="urn:schemas-microsoft-com:office:office" xmlns:r="http://schemas.openxmlformats.org/officeDocument/2006/relationships" xmlns:m="http://schemas.openxmlformats.org/officeDocument/2006/math" xmlns:v="urn:schemas-microsoft-com:vml" xmlns:wp14="http://schemas.microsoft.com/office/word/2010/wordprocessingDrawing" xmlns:wp="http://schemas.openxmlformats.org/drawingml/2006/wordprocessingDrawing" xmlns:w="http://schemas.openxmlformats.org/wordprocessingml/2006/main" xmlns:w14="http://schemas.microsoft.com/office/word/2010/wordml" xmlns:w15="http://schemas.microsoft.com/office/word/2012/wordml" xmlns:w10="urn:schemas-microsoft-com:office:word" xmlns:wpg="http://schemas.microsoft.com/office/word/2010/wordprocessingGroup" xmlns:wpi="http://schemas.microsoft.com/office/word/2010/wordprocessingInk" xmlns:wne="http://schemas.microsoft.com/office/word/2006/wordml" xmlns:wps="http://schemas.microsoft.com/office/word/2010/wordprocessingShape" xmlns:wpsCustomData="http://www.wps.cn/officeDocument/2013/wpsCustomData" mc:Ignorable="w14 w15 wp14">
-  <w15:commentEx w15:paraId="383A6B95" w15:done="0"/>
-  <w15:commentEx w15:paraId="FD727247" w15:done="0"/>
-  <w15:commentEx w15:paraId="66CBA325" w15:done="0"/>
-  <w15:commentEx w15:paraId="9BCEB8C9" w15:done="0"/>
-  <w15:commentEx w15:paraId="DEF3D806" w15:done="0"/>
+  <w15:commentEx w15:paraId="DDEF62AF" w15:done="0"/>
+  <w15:commentEx w15:paraId="7D99CD73" w15:done="0"/>
+  <w15:commentEx w15:paraId="7F29BD0E" w15:done="0"/>
+  <w15:commentEx w15:paraId="FCB93FFC" w15:done="0"/>
+  <w15:commentEx w15:paraId="B519A0DB" w15:done="0"/>
 </w15:commentsEx>
 </file>
 

--- a/utils/test_ex.docx
+++ b/utils/test_ex.docx
@@ -4160,7 +4160,9 @@
       <w:pPr>
         <w:spacing w:line="360" w:lineRule="auto"/>
         <w:rPr>
-          <w:rFonts w:hint="eastAsia"/>
+          <w:sz w:val="18"/>
+          <w:szCs w:val="18"/>
+          <w:u w:val="single"/>
         </w:rPr>
       </w:pPr>
       <w:r>
@@ -4288,6 +4290,718 @@
         </w:rPr>
         <w:br w:type="textWrapping"/>
       </w:r>
+    </w:p>
+    <w:p>
+      <w:pPr>
+        <w:spacing w:line="360" w:lineRule="auto"/>
+        <w:rPr>
+          <w:sz w:val="18"/>
+          <w:szCs w:val="18"/>
+          <w:u w:val="single"/>
+        </w:rPr>
+      </w:pPr>
+    </w:p>
+    <w:p>
+      <w:pPr>
+        <w:spacing w:line="360" w:lineRule="auto"/>
+        <w:rPr>
+          <w:sz w:val="18"/>
+          <w:szCs w:val="18"/>
+          <w:u w:val="single"/>
+        </w:rPr>
+      </w:pPr>
+    </w:p>
+    <w:p>
+      <w:pPr>
+        <w:spacing w:line="360" w:lineRule="auto"/>
+        <w:rPr>
+          <w:sz w:val="18"/>
+          <w:szCs w:val="18"/>
+          <w:u w:val="single"/>
+        </w:rPr>
+      </w:pPr>
+    </w:p>
+    <w:p>
+      <w:pPr>
+        <w:spacing w:line="360" w:lineRule="auto"/>
+        <w:rPr>
+          <w:sz w:val="18"/>
+          <w:szCs w:val="18"/>
+          <w:u w:val="single"/>
+        </w:rPr>
+      </w:pPr>
+    </w:p>
+    <w:p>
+      <w:pPr>
+        <w:spacing w:line="360" w:lineRule="auto"/>
+        <w:rPr>
+          <w:sz w:val="18"/>
+          <w:szCs w:val="18"/>
+          <w:u w:val="single"/>
+        </w:rPr>
+      </w:pPr>
+    </w:p>
+    <w:p>
+      <w:pPr>
+        <w:spacing w:line="360" w:lineRule="auto"/>
+        <w:rPr>
+          <w:sz w:val="18"/>
+          <w:szCs w:val="18"/>
+          <w:u w:val="single"/>
+        </w:rPr>
+      </w:pPr>
+    </w:p>
+    <w:p>
+      <w:pPr>
+        <w:spacing w:line="360" w:lineRule="auto"/>
+        <w:rPr>
+          <w:rFonts w:hint="eastAsia"/>
+          <w:sz w:val="18"/>
+          <w:szCs w:val="18"/>
+          <w:u w:val="single"/>
+        </w:rPr>
+      </w:pPr>
+    </w:p>
+    <w:tbl>
+      <w:tblPr>
+        <w:tblStyle w:val="8"/>
+        <w:tblW w:w="0" w:type="auto"/>
+        <w:tblInd w:w="0" w:type="dxa"/>
+        <w:tblBorders>
+          <w:top w:val="single" w:color="auto" w:sz="4" w:space="0"/>
+          <w:left w:val="single" w:color="auto" w:sz="4" w:space="0"/>
+          <w:bottom w:val="single" w:color="auto" w:sz="4" w:space="0"/>
+          <w:right w:val="single" w:color="auto" w:sz="4" w:space="0"/>
+          <w:insideH w:val="single" w:color="auto" w:sz="4" w:space="0"/>
+          <w:insideV w:val="single" w:color="auto" w:sz="4" w:space="0"/>
+        </w:tblBorders>
+        <w:tblLayout w:type="autofit"/>
+        <w:tblCellMar>
+          <w:left w:w="108" w:type="dxa"/>
+          <w:right w:w="108" w:type="dxa"/>
+        </w:tblCellMar>
+      </w:tblPr>
+      <w:tblGrid>
+        <w:gridCol w:w="2051"/>
+        <w:gridCol w:w="789"/>
+        <w:gridCol w:w="2052"/>
+        <w:gridCol w:w="789"/>
+        <w:gridCol w:w="789"/>
+        <w:gridCol w:w="2052"/>
+      </w:tblGrid>
+      <w:tr>
+        <w:tc>
+          <w:tcPr>
+            <w:tcW w:w="2051" w:type="dxa"/>
+          </w:tcPr>
+          <w:p>
+            <w:pPr>
+              <w:spacing w:line="360" w:lineRule="auto"/>
+              <w:rPr>
+                <w:rFonts w:hint="default" w:eastAsia="宋体"/>
+                <w:vertAlign w:val="baseline"/>
+                <w:lang w:val="en-US" w:eastAsia="zh-CN"/>
+              </w:rPr>
+            </w:pPr>
+            <w:r>
+              <w:rPr>
+                <w:rFonts w:hint="eastAsia"/>
+                <w:vertAlign w:val="baseline"/>
+                <w:lang w:val="en-US" w:eastAsia="zh-CN"/>
+              </w:rPr>
+              <w:t>样品编号</w:t>
+            </w:r>
+            <w:bookmarkStart w:id="0" w:name="_GoBack"/>
+            <w:bookmarkEnd w:id="0"/>
+          </w:p>
+        </w:tc>
+        <w:tc>
+          <w:tcPr>
+            <w:tcW w:w="789" w:type="dxa"/>
+          </w:tcPr>
+          <w:p>
+            <w:pPr>
+              <w:spacing w:line="360" w:lineRule="auto"/>
+              <w:rPr>
+                <w:rFonts w:hint="eastAsia" w:eastAsia="宋体"/>
+                <w:vertAlign w:val="baseline"/>
+                <w:lang w:val="en-US" w:eastAsia="zh-CN"/>
+              </w:rPr>
+            </w:pPr>
+            <w:r>
+              <w:rPr>
+                <w:rFonts w:hint="eastAsia"/>
+                <w:vertAlign w:val="baseline"/>
+                <w:lang w:val="en-US" w:eastAsia="zh-CN"/>
+              </w:rPr>
+              <w:t>浓度</w:t>
+            </w:r>
+          </w:p>
+        </w:tc>
+        <w:tc>
+          <w:tcPr>
+            <w:tcW w:w="2052" w:type="dxa"/>
+          </w:tcPr>
+          <w:p>
+            <w:pPr>
+              <w:spacing w:line="360" w:lineRule="auto"/>
+              <w:rPr>
+                <w:rFonts w:hint="eastAsia" w:eastAsia="宋体"/>
+                <w:vertAlign w:val="baseline"/>
+                <w:lang w:val="en-US" w:eastAsia="zh-CN"/>
+              </w:rPr>
+            </w:pPr>
+            <w:r>
+              <w:rPr>
+                <w:rFonts w:hint="eastAsia"/>
+                <w:vertAlign w:val="baseline"/>
+                <w:lang w:val="en-US" w:eastAsia="zh-CN"/>
+              </w:rPr>
+              <w:t>吸光度</w:t>
+            </w:r>
+          </w:p>
+        </w:tc>
+        <w:tc>
+          <w:tcPr>
+            <w:tcW w:w="789" w:type="dxa"/>
+          </w:tcPr>
+          <w:p>
+            <w:pPr>
+              <w:spacing w:line="360" w:lineRule="auto"/>
+              <w:rPr>
+                <w:rFonts w:hint="eastAsia" w:eastAsia="宋体"/>
+                <w:vertAlign w:val="baseline"/>
+                <w:lang w:val="en-US" w:eastAsia="zh-CN"/>
+              </w:rPr>
+            </w:pPr>
+            <w:r>
+              <w:rPr>
+                <w:rFonts w:hint="eastAsia"/>
+                <w:vertAlign w:val="baseline"/>
+                <w:lang w:val="en-US" w:eastAsia="zh-CN"/>
+              </w:rPr>
+              <w:t>稀释倍数</w:t>
+            </w:r>
+          </w:p>
+        </w:tc>
+        <w:tc>
+          <w:tcPr>
+            <w:tcW w:w="789" w:type="dxa"/>
+          </w:tcPr>
+          <w:p>
+            <w:pPr>
+              <w:spacing w:line="360" w:lineRule="auto"/>
+              <w:rPr>
+                <w:rFonts w:hint="eastAsia" w:eastAsia="宋体"/>
+                <w:vertAlign w:val="baseline"/>
+                <w:lang w:val="en-US" w:eastAsia="zh-CN"/>
+              </w:rPr>
+            </w:pPr>
+            <w:r>
+              <w:rPr>
+                <w:rFonts w:hint="eastAsia"/>
+                <w:vertAlign w:val="baseline"/>
+                <w:lang w:val="en-US" w:eastAsia="zh-CN"/>
+              </w:rPr>
+              <w:t>测定值</w:t>
+            </w:r>
+          </w:p>
+        </w:tc>
+        <w:tc>
+          <w:tcPr>
+            <w:tcW w:w="2052" w:type="dxa"/>
+          </w:tcPr>
+          <w:p>
+            <w:pPr>
+              <w:spacing w:line="360" w:lineRule="auto"/>
+              <w:rPr>
+                <w:rFonts w:hint="eastAsia" w:eastAsia="宋体"/>
+                <w:vertAlign w:val="baseline"/>
+                <w:lang w:val="en-US" w:eastAsia="zh-CN"/>
+              </w:rPr>
+            </w:pPr>
+            <w:r>
+              <w:rPr>
+                <w:rFonts w:hint="eastAsia"/>
+                <w:vertAlign w:val="baseline"/>
+                <w:lang w:val="en-US" w:eastAsia="zh-CN"/>
+              </w:rPr>
+              <w:t>平均值</w:t>
+            </w:r>
+          </w:p>
+        </w:tc>
+      </w:tr>
+      <w:tr>
+        <w:tc>
+          <w:tcPr>
+            <w:tcW w:w="8522" w:type="dxa"/>
+            <w:gridSpan w:val="6"/>
+          </w:tcPr>
+          <w:p>
+            <w:pPr>
+              <w:spacing w:line="360" w:lineRule="auto"/>
+              <w:ind w:firstLine="2160" w:firstLineChars="900"/>
+              <w:rPr>
+                <w:rFonts w:hint="eastAsia"/>
+                <w:vertAlign w:val="baseline"/>
+              </w:rPr>
+            </w:pPr>
+            <w:r>
+              <w:rPr>
+                <w:rFonts w:hint="default" w:ascii="宋体" w:hAnsi="宋体"/>
+                <w:color w:val="000000"/>
+                <w:sz w:val="24"/>
+                <w:lang w:val="en-US" w:eastAsia="zh-CN"/>
+              </w:rPr>
+              <w:t>{%tr for group in grouped_data %}</w:t>
+            </w:r>
+          </w:p>
+        </w:tc>
+      </w:tr>
+      <w:tr>
+        <w:tc>
+          <w:tcPr>
+            <w:tcW w:w="8522" w:type="dxa"/>
+            <w:gridSpan w:val="6"/>
+          </w:tcPr>
+          <w:p>
+            <w:pPr>
+              <w:spacing w:line="360" w:lineRule="auto"/>
+              <w:ind w:firstLine="2520" w:firstLineChars="1200"/>
+              <w:rPr>
+                <w:rFonts w:hint="eastAsia"/>
+                <w:vertAlign w:val="baseline"/>
+              </w:rPr>
+            </w:pPr>
+            <w:r>
+              <w:rPr>
+                <w:rFonts w:hint="eastAsia"/>
+              </w:rPr>
+              <w:t>{%</w:t>
+            </w:r>
+            <w:r>
+              <w:rPr>
+                <w:rFonts w:hint="eastAsia"/>
+                <w:lang w:val="en-US" w:eastAsia="zh-CN"/>
+              </w:rPr>
+              <w:t>tr</w:t>
+            </w:r>
+            <w:r>
+              <w:rPr>
+                <w:rFonts w:hint="default"/>
+                <w:lang w:val="en-US"/>
+              </w:rPr>
+              <w:t xml:space="preserve"> </w:t>
+            </w:r>
+            <w:r>
+              <w:rPr>
+                <w:rFonts w:hint="eastAsia"/>
+              </w:rPr>
+              <w:t xml:space="preserve">for row in </w:t>
+            </w:r>
+            <w:r>
+              <w:rPr>
+                <w:rFonts w:hint="eastAsia"/>
+                <w:lang w:val="en-US" w:eastAsia="zh-CN"/>
+              </w:rPr>
+              <w:t>group</w:t>
+            </w:r>
+            <w:r>
+              <w:rPr>
+                <w:rFonts w:hint="default"/>
+                <w:lang w:val="en-US" w:eastAsia="zh-CN"/>
+              </w:rPr>
+              <w:t>.</w:t>
+            </w:r>
+            <w:r>
+              <w:rPr>
+                <w:rFonts w:hint="eastAsia"/>
+              </w:rPr>
+              <w:t>rows %}</w:t>
+            </w:r>
+          </w:p>
+        </w:tc>
+      </w:tr>
+      <w:tr>
+        <w:tc>
+          <w:tcPr>
+            <w:tcW w:w="2051" w:type="dxa"/>
+          </w:tcPr>
+          <w:p>
+            <w:pPr>
+              <w:spacing w:line="360" w:lineRule="auto"/>
+              <w:rPr>
+                <w:rFonts w:hint="eastAsia"/>
+                <w:vertAlign w:val="baseline"/>
+                <w:lang w:val="en-US" w:eastAsia="zh-CN"/>
+              </w:rPr>
+            </w:pPr>
+            <w:r>
+              <w:rPr>
+                <w:rFonts w:hint="eastAsia" w:ascii="宋体" w:hAnsi="宋体"/>
+                <w:color w:val="000000"/>
+                <w:sz w:val="24"/>
+              </w:rPr>
+              <w:t>{% if loop.first %}{{ group.样品编号 }}{% else %}{% vm %}{% endif %}</w:t>
+            </w:r>
+          </w:p>
+        </w:tc>
+        <w:tc>
+          <w:tcPr>
+            <w:tcW w:w="789" w:type="dxa"/>
+          </w:tcPr>
+          <w:p>
+            <w:pPr>
+              <w:spacing w:line="360" w:lineRule="auto"/>
+              <w:rPr>
+                <w:rFonts w:hint="eastAsia"/>
+                <w:vertAlign w:val="baseline"/>
+                <w:lang w:val="en-US" w:eastAsia="zh-CN"/>
+              </w:rPr>
+            </w:pPr>
+            <w:r>
+              <w:rPr>
+                <w:rFonts w:hint="eastAsia" w:ascii="宋体" w:hAnsi="宋体"/>
+                <w:color w:val="000000"/>
+                <w:sz w:val="24"/>
+              </w:rPr>
+              <w:t>{{</w:t>
+            </w:r>
+            <w:r>
+              <w:rPr>
+                <w:rFonts w:hint="default" w:ascii="宋体" w:hAnsi="宋体"/>
+                <w:color w:val="000000"/>
+                <w:sz w:val="24"/>
+                <w:lang w:val="en-US"/>
+              </w:rPr>
+              <w:t xml:space="preserve"> row</w:t>
+            </w:r>
+            <w:r>
+              <w:rPr>
+                <w:rFonts w:hint="eastAsia" w:ascii="宋体" w:hAnsi="宋体"/>
+                <w:color w:val="000000"/>
+                <w:sz w:val="24"/>
+              </w:rPr>
+              <w:t>.</w:t>
+            </w:r>
+            <w:r>
+              <w:rPr>
+                <w:rFonts w:hint="eastAsia" w:ascii="宋体" w:hAnsi="宋体"/>
+                <w:color w:val="000000"/>
+                <w:sz w:val="24"/>
+                <w:lang w:val="en-US" w:eastAsia="zh-CN"/>
+              </w:rPr>
+              <w:t xml:space="preserve">浓度 </w:t>
+            </w:r>
+            <w:r>
+              <w:rPr>
+                <w:rFonts w:hint="eastAsia" w:ascii="宋体" w:hAnsi="宋体"/>
+                <w:color w:val="000000"/>
+                <w:sz w:val="24"/>
+              </w:rPr>
+              <w:t>}}</w:t>
+            </w:r>
+          </w:p>
+        </w:tc>
+        <w:tc>
+          <w:tcPr>
+            <w:tcW w:w="2052" w:type="dxa"/>
+          </w:tcPr>
+          <w:p>
+            <w:pPr>
+              <w:spacing w:line="360" w:lineRule="auto"/>
+              <w:rPr>
+                <w:rFonts w:hint="eastAsia"/>
+                <w:vertAlign w:val="baseline"/>
+                <w:lang w:val="en-US" w:eastAsia="zh-CN"/>
+              </w:rPr>
+            </w:pPr>
+            <w:r>
+              <w:rPr>
+                <w:rFonts w:hint="eastAsia" w:ascii="宋体" w:hAnsi="宋体"/>
+                <w:color w:val="000000"/>
+                <w:sz w:val="24"/>
+              </w:rPr>
+              <w:t>{% if loop.first %}{{ group.</w:t>
+            </w:r>
+            <w:r>
+              <w:rPr>
+                <w:rFonts w:hint="eastAsia" w:ascii="宋体" w:hAnsi="宋体"/>
+                <w:color w:val="000000"/>
+                <w:sz w:val="24"/>
+                <w:lang w:val="en-US" w:eastAsia="zh-CN"/>
+              </w:rPr>
+              <w:t>吸光度</w:t>
+            </w:r>
+            <w:r>
+              <w:rPr>
+                <w:rFonts w:hint="eastAsia" w:ascii="宋体" w:hAnsi="宋体"/>
+                <w:color w:val="000000"/>
+                <w:sz w:val="24"/>
+              </w:rPr>
+              <w:t xml:space="preserve"> }}{% else %}{% vm %}{% endif %}</w:t>
+            </w:r>
+          </w:p>
+        </w:tc>
+        <w:tc>
+          <w:tcPr>
+            <w:tcW w:w="789" w:type="dxa"/>
+          </w:tcPr>
+          <w:p>
+            <w:pPr>
+              <w:spacing w:line="360" w:lineRule="auto"/>
+              <w:rPr>
+                <w:rFonts w:hint="eastAsia"/>
+                <w:vertAlign w:val="baseline"/>
+                <w:lang w:val="en-US" w:eastAsia="zh-CN"/>
+              </w:rPr>
+            </w:pPr>
+            <w:r>
+              <w:rPr>
+                <w:rFonts w:hint="eastAsia" w:ascii="宋体" w:hAnsi="宋体"/>
+                <w:color w:val="000000"/>
+                <w:sz w:val="24"/>
+              </w:rPr>
+              <w:t>{{</w:t>
+            </w:r>
+            <w:r>
+              <w:rPr>
+                <w:rFonts w:hint="default" w:ascii="宋体" w:hAnsi="宋体"/>
+                <w:color w:val="000000"/>
+                <w:sz w:val="24"/>
+                <w:lang w:val="en-US"/>
+              </w:rPr>
+              <w:t xml:space="preserve"> row</w:t>
+            </w:r>
+            <w:r>
+              <w:rPr>
+                <w:rFonts w:hint="eastAsia" w:ascii="宋体" w:hAnsi="宋体"/>
+                <w:color w:val="000000"/>
+                <w:sz w:val="24"/>
+              </w:rPr>
+              <w:t>.</w:t>
+            </w:r>
+            <w:r>
+              <w:rPr>
+                <w:rFonts w:hint="eastAsia" w:ascii="宋体" w:hAnsi="宋体"/>
+                <w:color w:val="000000"/>
+                <w:sz w:val="24"/>
+                <w:lang w:val="en-US" w:eastAsia="zh-CN"/>
+              </w:rPr>
+              <w:t xml:space="preserve">稀释倍数 </w:t>
+            </w:r>
+            <w:r>
+              <w:rPr>
+                <w:rFonts w:hint="eastAsia" w:ascii="宋体" w:hAnsi="宋体"/>
+                <w:color w:val="000000"/>
+                <w:sz w:val="24"/>
+              </w:rPr>
+              <w:t>}}</w:t>
+            </w:r>
+          </w:p>
+        </w:tc>
+        <w:tc>
+          <w:tcPr>
+            <w:tcW w:w="789" w:type="dxa"/>
+          </w:tcPr>
+          <w:p>
+            <w:pPr>
+              <w:spacing w:line="360" w:lineRule="auto"/>
+              <w:rPr>
+                <w:rFonts w:hint="eastAsia"/>
+                <w:vertAlign w:val="baseline"/>
+                <w:lang w:val="en-US" w:eastAsia="zh-CN"/>
+              </w:rPr>
+            </w:pPr>
+            <w:r>
+              <w:rPr>
+                <w:rFonts w:hint="eastAsia" w:ascii="宋体" w:hAnsi="宋体"/>
+                <w:color w:val="000000"/>
+                <w:sz w:val="24"/>
+              </w:rPr>
+              <w:t>{{</w:t>
+            </w:r>
+            <w:r>
+              <w:rPr>
+                <w:rFonts w:hint="default" w:ascii="宋体" w:hAnsi="宋体"/>
+                <w:color w:val="000000"/>
+                <w:sz w:val="24"/>
+                <w:lang w:val="en-US"/>
+              </w:rPr>
+              <w:t xml:space="preserve"> row</w:t>
+            </w:r>
+            <w:r>
+              <w:rPr>
+                <w:rFonts w:hint="eastAsia" w:ascii="宋体" w:hAnsi="宋体"/>
+                <w:color w:val="000000"/>
+                <w:sz w:val="24"/>
+              </w:rPr>
+              <w:t>.</w:t>
+            </w:r>
+            <w:r>
+              <w:rPr>
+                <w:rFonts w:hint="eastAsia" w:ascii="宋体" w:hAnsi="宋体"/>
+                <w:color w:val="000000"/>
+                <w:sz w:val="24"/>
+                <w:lang w:val="en-US" w:eastAsia="zh-CN"/>
+              </w:rPr>
+              <w:t xml:space="preserve">测定值 </w:t>
+            </w:r>
+            <w:r>
+              <w:rPr>
+                <w:rFonts w:hint="eastAsia" w:ascii="宋体" w:hAnsi="宋体"/>
+                <w:color w:val="000000"/>
+                <w:sz w:val="24"/>
+              </w:rPr>
+              <w:t>}}</w:t>
+            </w:r>
+          </w:p>
+        </w:tc>
+        <w:tc>
+          <w:tcPr>
+            <w:tcW w:w="2052" w:type="dxa"/>
+          </w:tcPr>
+          <w:p>
+            <w:pPr>
+              <w:spacing w:line="360" w:lineRule="auto"/>
+              <w:rPr>
+                <w:rFonts w:hint="eastAsia"/>
+                <w:vertAlign w:val="baseline"/>
+                <w:lang w:val="en-US" w:eastAsia="zh-CN"/>
+              </w:rPr>
+            </w:pPr>
+            <w:r>
+              <w:rPr>
+                <w:rFonts w:hint="eastAsia" w:ascii="宋体" w:hAnsi="宋体" w:eastAsia="宋体"/>
+                <w:color w:val="000000"/>
+                <w:sz w:val="24"/>
+                <w:lang w:val="en-US" w:eastAsia="zh-CN"/>
+              </w:rPr>
+              <w:t xml:space="preserve"> </w:t>
+            </w:r>
+            <w:r>
+              <w:rPr>
+                <w:rFonts w:hint="eastAsia" w:ascii="宋体" w:hAnsi="宋体"/>
+                <w:color w:val="000000"/>
+                <w:sz w:val="24"/>
+              </w:rPr>
+              <w:t>{% if loop.first %}{{ group.</w:t>
+            </w:r>
+            <w:r>
+              <w:rPr>
+                <w:rFonts w:hint="eastAsia" w:ascii="宋体" w:hAnsi="宋体"/>
+                <w:color w:val="000000"/>
+                <w:sz w:val="24"/>
+                <w:lang w:val="en-US" w:eastAsia="zh-CN"/>
+              </w:rPr>
+              <w:t>平均值</w:t>
+            </w:r>
+            <w:r>
+              <w:rPr>
+                <w:rFonts w:hint="eastAsia" w:ascii="宋体" w:hAnsi="宋体"/>
+                <w:color w:val="000000"/>
+                <w:sz w:val="24"/>
+              </w:rPr>
+              <w:t xml:space="preserve"> }}{% else %}{% vm %}{% endif %}</w:t>
+            </w:r>
+            <w:r>
+              <w:rPr>
+                <w:rFonts w:hint="eastAsia" w:ascii="宋体" w:hAnsi="宋体" w:eastAsia="宋体"/>
+                <w:color w:val="000000"/>
+                <w:sz w:val="24"/>
+                <w:lang w:val="en-US" w:eastAsia="zh-CN"/>
+              </w:rPr>
+              <w:t xml:space="preserve"> </w:t>
+            </w:r>
+          </w:p>
+        </w:tc>
+      </w:tr>
+      <w:tr>
+        <w:tc>
+          <w:tcPr>
+            <w:tcW w:w="8522" w:type="dxa"/>
+            <w:gridSpan w:val="6"/>
+          </w:tcPr>
+          <w:p>
+            <w:pPr>
+              <w:spacing w:line="360" w:lineRule="auto"/>
+              <w:ind w:firstLine="3150" w:firstLineChars="1500"/>
+              <w:rPr>
+                <w:rFonts w:hint="eastAsia" w:ascii="宋体" w:hAnsi="宋体" w:eastAsia="宋体"/>
+                <w:color w:val="000000"/>
+                <w:sz w:val="24"/>
+                <w:lang w:val="en-US" w:eastAsia="zh-CN"/>
+              </w:rPr>
+            </w:pPr>
+            <w:r>
+              <w:rPr>
+                <w:rFonts w:hint="eastAsia"/>
+              </w:rPr>
+              <w:t>{%</w:t>
+            </w:r>
+            <w:r>
+              <w:t xml:space="preserve">tr </w:t>
+            </w:r>
+            <w:r>
+              <w:rPr>
+                <w:rFonts w:hint="eastAsia"/>
+              </w:rPr>
+              <w:t>endfor %}</w:t>
+            </w:r>
+          </w:p>
+        </w:tc>
+      </w:tr>
+      <w:tr>
+        <w:tc>
+          <w:tcPr>
+            <w:tcW w:w="8522" w:type="dxa"/>
+            <w:gridSpan w:val="6"/>
+          </w:tcPr>
+          <w:p>
+            <w:pPr>
+              <w:spacing w:line="360" w:lineRule="auto"/>
+              <w:ind w:firstLine="3150" w:firstLineChars="1500"/>
+              <w:rPr>
+                <w:rFonts w:hint="eastAsia" w:ascii="宋体" w:hAnsi="宋体" w:eastAsia="宋体"/>
+                <w:color w:val="000000"/>
+                <w:sz w:val="24"/>
+                <w:lang w:val="en-US" w:eastAsia="zh-CN"/>
+              </w:rPr>
+            </w:pPr>
+            <w:r>
+              <w:rPr>
+                <w:rFonts w:hint="eastAsia"/>
+              </w:rPr>
+              <w:t>{%</w:t>
+            </w:r>
+            <w:r>
+              <w:t xml:space="preserve">tr </w:t>
+            </w:r>
+            <w:r>
+              <w:rPr>
+                <w:rFonts w:hint="eastAsia"/>
+              </w:rPr>
+              <w:t>endfor %}</w:t>
+            </w:r>
+          </w:p>
+        </w:tc>
+      </w:tr>
+    </w:tbl>
+    <w:p>
+      <w:pPr>
+        <w:spacing w:line="360" w:lineRule="auto"/>
+        <w:rPr>
+          <w:rFonts w:hint="eastAsia"/>
+        </w:rPr>
+      </w:pPr>
+    </w:p>
+    <w:p>
+      <w:pPr>
+        <w:spacing w:line="360" w:lineRule="auto"/>
+        <w:rPr>
+          <w:rFonts w:hint="eastAsia"/>
+        </w:rPr>
+      </w:pPr>
     </w:p>
     <w:p>
       <w:pPr>
@@ -4410,11 +5124,11 @@
 
 <file path=word/commentsExtended.xml><?xml version="1.0" encoding="utf-8"?>
 <w15:commentsEx xmlns:wpc="http://schemas.microsoft.com/office/word/2010/wordprocessingCanvas" xmlns:mc="http://schemas.openxmlformats.org/markup-compatibility/2006" xmlns:o="urn:schemas-microsoft-com:office:office" xmlns:r="http://schemas.openxmlformats.org/officeDocument/2006/relationships" xmlns:m="http://schemas.openxmlformats.org/officeDocument/2006/math" xmlns:v="urn:schemas-microsoft-com:vml" xmlns:wp14="http://schemas.microsoft.com/office/word/2010/wordprocessingDrawing" xmlns:wp="http://schemas.openxmlformats.org/drawingml/2006/wordprocessingDrawing" xmlns:w="http://schemas.openxmlformats.org/wordprocessingml/2006/main" xmlns:w14="http://schemas.microsoft.com/office/word/2010/wordml" xmlns:w15="http://schemas.microsoft.com/office/word/2012/wordml" xmlns:w10="urn:schemas-microsoft-com:office:word" xmlns:wpg="http://schemas.microsoft.com/office/word/2010/wordprocessingGroup" xmlns:wpi="http://schemas.microsoft.com/office/word/2010/wordprocessingInk" xmlns:wne="http://schemas.microsoft.com/office/word/2006/wordml" xmlns:wps="http://schemas.microsoft.com/office/word/2010/wordprocessingShape" xmlns:wpsCustomData="http://www.wps.cn/officeDocument/2013/wpsCustomData" mc:Ignorable="w14 w15 wp14">
-  <w15:commentEx w15:paraId="DDEF62AF" w15:done="0"/>
-  <w15:commentEx w15:paraId="7D99CD73" w15:done="0"/>
-  <w15:commentEx w15:paraId="7F29BD0E" w15:done="0"/>
-  <w15:commentEx w15:paraId="FCB93FFC" w15:done="0"/>
-  <w15:commentEx w15:paraId="B519A0DB" w15:done="0"/>
+  <w15:commentEx w15:paraId="FEDECAD5" w15:done="0"/>
+  <w15:commentEx w15:paraId="F4FC7671" w15:done="0"/>
+  <w15:commentEx w15:paraId="799EBD3D" w15:done="0"/>
+  <w15:commentEx w15:paraId="0DBE4D55" w15:done="0"/>
+  <w15:commentEx w15:paraId="FEBE20ED" w15:done="0"/>
 </w15:commentsEx>
 </file>
 

--- a/utils/test_ex.docx
+++ b/utils/test_ex.docx
@@ -4377,7 +4377,9 @@
         </w:tblBorders>
         <w:tblLayout w:type="autofit"/>
         <w:tblCellMar>
+          <w:top w:w="0" w:type="dxa"/>
           <w:left w:w="108" w:type="dxa"/>
+          <w:bottom w:w="0" w:type="dxa"/>
           <w:right w:w="108" w:type="dxa"/>
         </w:tblCellMar>
       </w:tblPr>
@@ -4411,8 +4413,6 @@
               </w:rPr>
               <w:t>样品编号</w:t>
             </w:r>
-            <w:bookmarkStart w:id="0" w:name="_GoBack"/>
-            <w:bookmarkEnd w:id="0"/>
           </w:p>
         </w:tc>
         <w:tc>
@@ -5003,6 +5003,258 @@
         </w:rPr>
       </w:pPr>
     </w:p>
+    <w:tbl>
+      <w:tblPr>
+        <w:tblStyle w:val="8"/>
+        <w:tblW w:w="0" w:type="auto"/>
+        <w:tblInd w:w="0" w:type="dxa"/>
+        <w:tblBorders>
+          <w:top w:val="single" w:color="auto" w:sz="4" w:space="0"/>
+          <w:left w:val="single" w:color="auto" w:sz="4" w:space="0"/>
+          <w:bottom w:val="single" w:color="auto" w:sz="4" w:space="0"/>
+          <w:right w:val="single" w:color="auto" w:sz="4" w:space="0"/>
+          <w:insideH w:val="single" w:color="auto" w:sz="4" w:space="0"/>
+          <w:insideV w:val="single" w:color="auto" w:sz="4" w:space="0"/>
+        </w:tblBorders>
+        <w:tblLayout w:type="autofit"/>
+        <w:tblCellMar>
+          <w:left w:w="108" w:type="dxa"/>
+          <w:right w:w="108" w:type="dxa"/>
+        </w:tblCellMar>
+      </w:tblPr>
+      <w:tblGrid>
+        <w:gridCol w:w="2393"/>
+        <w:gridCol w:w="2294"/>
+        <w:gridCol w:w="3835"/>
+      </w:tblGrid>
+      <w:tr>
+        <w:tc>
+          <w:tcPr>
+            <w:tcW w:w="2393" w:type="dxa"/>
+          </w:tcPr>
+          <w:p>
+            <w:pPr>
+              <w:spacing w:line="360" w:lineRule="auto"/>
+              <w:rPr>
+                <w:rFonts w:hint="eastAsia"/>
+                <w:vertAlign w:val="baseline"/>
+              </w:rPr>
+            </w:pPr>
+            <w:r>
+              <w:rPr>
+                <w:rFonts w:hint="default"/>
+                <w:vertAlign w:val="baseline"/>
+                <w:lang w:val="en-US"/>
+              </w:rPr>
+              <w:t xml:space="preserve">{%tc for header in </w:t>
+            </w:r>
+            <w:r>
+              <w:rPr>
+                <w:rFonts w:hint="eastAsia"/>
+                <w:vertAlign w:val="baseline"/>
+                <w:lang w:val="en-US" w:eastAsia="zh-CN"/>
+              </w:rPr>
+              <w:t>d</w:t>
+            </w:r>
+            <w:r>
+              <w:rPr>
+                <w:rFonts w:hint="default"/>
+                <w:vertAlign w:val="baseline"/>
+                <w:lang w:val="en-US"/>
+              </w:rPr>
+              <w:t>ynamic_table.header %}</w:t>
+            </w:r>
+          </w:p>
+        </w:tc>
+        <w:tc>
+          <w:tcPr>
+            <w:tcW w:w="2294" w:type="dxa"/>
+          </w:tcPr>
+          <w:p>
+            <w:pPr>
+              <w:spacing w:line="360" w:lineRule="auto"/>
+              <w:rPr>
+                <w:rFonts w:hint="eastAsia"/>
+                <w:vertAlign w:val="baseline"/>
+              </w:rPr>
+            </w:pPr>
+            <w:r>
+              <w:rPr>
+                <w:rFonts w:hint="default"/>
+                <w:vertAlign w:val="baseline"/>
+                <w:lang w:val="en-US"/>
+              </w:rPr>
+              <w:t>{{ header }}</w:t>
+            </w:r>
+          </w:p>
+        </w:tc>
+        <w:tc>
+          <w:tcPr>
+            <w:tcW w:w="3835" w:type="dxa"/>
+            <w:tcBorders/>
+          </w:tcPr>
+          <w:p>
+            <w:pPr>
+              <w:spacing w:line="360" w:lineRule="auto"/>
+              <w:rPr>
+                <w:rFonts w:hint="eastAsia"/>
+                <w:vertAlign w:val="baseline"/>
+              </w:rPr>
+            </w:pPr>
+            <w:r>
+              <w:rPr>
+                <w:rFonts w:hint="default"/>
+                <w:vertAlign w:val="baseline"/>
+                <w:lang w:val="en-US"/>
+              </w:rPr>
+              <w:t>{%tc endfor %}</w:t>
+            </w:r>
+          </w:p>
+        </w:tc>
+      </w:tr>
+      <w:tr>
+        <w:tc>
+          <w:tcPr>
+            <w:tcW w:w="8522" w:type="dxa"/>
+            <w:gridSpan w:val="3"/>
+            <w:tcBorders/>
+          </w:tcPr>
+          <w:p>
+            <w:pPr>
+              <w:spacing w:line="360" w:lineRule="auto"/>
+              <w:rPr>
+                <w:rFonts w:hint="default"/>
+                <w:vertAlign w:val="baseline"/>
+                <w:lang w:val="en-US"/>
+              </w:rPr>
+            </w:pPr>
+            <w:r>
+              <w:rPr>
+                <w:rFonts w:hint="default"/>
+                <w:vertAlign w:val="baseline"/>
+                <w:lang w:val="en-US"/>
+              </w:rPr>
+              <w:t xml:space="preserve">{%tr for data_list in </w:t>
+            </w:r>
+            <w:r>
+              <w:rPr>
+                <w:rFonts w:hint="eastAsia"/>
+                <w:vertAlign w:val="baseline"/>
+                <w:lang w:val="en-US" w:eastAsia="zh-CN"/>
+              </w:rPr>
+              <w:t>d</w:t>
+            </w:r>
+            <w:r>
+              <w:rPr>
+                <w:rFonts w:hint="default"/>
+                <w:vertAlign w:val="baseline"/>
+                <w:lang w:val="en-US"/>
+              </w:rPr>
+              <w:t>ynamic_table.data_double_list %}</w:t>
+            </w:r>
+          </w:p>
+        </w:tc>
+      </w:tr>
+      <w:tr>
+        <w:tc>
+          <w:tcPr>
+            <w:tcW w:w="2393" w:type="dxa"/>
+          </w:tcPr>
+          <w:p>
+            <w:pPr>
+              <w:spacing w:line="360" w:lineRule="auto"/>
+              <w:rPr>
+                <w:rFonts w:hint="eastAsia"/>
+                <w:vertAlign w:val="baseline"/>
+              </w:rPr>
+            </w:pPr>
+            <w:r>
+              <w:rPr>
+                <w:rFonts w:hint="default"/>
+                <w:vertAlign w:val="baseline"/>
+                <w:lang w:val="en-US"/>
+              </w:rPr>
+              <w:t>{%tc for data in data_list %}</w:t>
+            </w:r>
+          </w:p>
+        </w:tc>
+        <w:tc>
+          <w:tcPr>
+            <w:tcW w:w="2294" w:type="dxa"/>
+          </w:tcPr>
+          <w:p>
+            <w:pPr>
+              <w:spacing w:line="360" w:lineRule="auto"/>
+              <w:rPr>
+                <w:rFonts w:hint="default"/>
+                <w:vertAlign w:val="baseline"/>
+                <w:lang w:val="en-US"/>
+              </w:rPr>
+            </w:pPr>
+            <w:r>
+              <w:rPr>
+                <w:rFonts w:hint="default"/>
+                <w:vertAlign w:val="baseline"/>
+                <w:lang w:val="en-US"/>
+              </w:rPr>
+              <w:t>{{ data }}</w:t>
+            </w:r>
+          </w:p>
+        </w:tc>
+        <w:tc>
+          <w:tcPr>
+            <w:tcW w:w="3835" w:type="dxa"/>
+            <w:tcBorders/>
+          </w:tcPr>
+          <w:p>
+            <w:pPr>
+              <w:spacing w:line="360" w:lineRule="auto"/>
+              <w:rPr>
+                <w:rFonts w:hint="eastAsia"/>
+                <w:vertAlign w:val="baseline"/>
+              </w:rPr>
+            </w:pPr>
+            <w:r>
+              <w:rPr>
+                <w:rFonts w:hint="default"/>
+                <w:vertAlign w:val="baseline"/>
+                <w:lang w:val="en-US"/>
+              </w:rPr>
+              <w:t>{%tc endfor %}</w:t>
+            </w:r>
+          </w:p>
+        </w:tc>
+      </w:tr>
+      <w:tr>
+        <w:tc>
+          <w:tcPr>
+            <w:tcW w:w="8522" w:type="dxa"/>
+            <w:gridSpan w:val="3"/>
+            <w:tcBorders/>
+          </w:tcPr>
+          <w:p>
+            <w:pPr>
+              <w:spacing w:line="360" w:lineRule="auto"/>
+              <w:rPr>
+                <w:rFonts w:hint="default"/>
+                <w:vertAlign w:val="baseline"/>
+                <w:lang w:val="en-US"/>
+              </w:rPr>
+            </w:pPr>
+            <w:r>
+              <w:rPr>
+                <w:rFonts w:hint="default"/>
+                <w:vertAlign w:val="baseline"/>
+                <w:lang w:val="en-US"/>
+              </w:rPr>
+              <w:t>{%tr endfor %}</w:t>
+            </w:r>
+            <w:bookmarkStart w:id="0" w:name="_GoBack"/>
+            <w:bookmarkEnd w:id="0"/>
+          </w:p>
+        </w:tc>
+      </w:tr>
+    </w:tbl>
     <w:p>
       <w:pPr>
         <w:spacing w:line="360" w:lineRule="auto"/>
@@ -5204,7 +5456,7 @@
         </mc:Choice>
         <mc:Fallback>
           <w:pict>
-            <v:shape id="_x0000_s1026" o:spid="_x0000_s1026" o:spt="202" type="#_x0000_t202" style="position:absolute;left:0pt;margin-left:351.55pt;margin-top:-6pt;height:34.85pt;width:90pt;mso-position-horizontal-relative:margin;z-index:251659264;mso-width-relative:page;mso-height-relative:page;" filled="f" stroked="f" coordsize="21600,21600" o:gfxdata="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">
+            <v:shape id="_x0000_s1026" o:spid="_x0000_s1026" o:spt="202" type="#_x0000_t202" style="position:absolute;left:0pt;margin-left:351.55pt;margin-top:-6pt;height:34.85pt;width:90pt;mso-position-horizontal-relative:margin;z-index:251659264;mso-width-relative:page;mso-height-relative:page;" filled="f" stroked="f" coordsize="21600,21600" o:gfxdata="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">
               <v:fill on="f" focussize="0,0"/>
               <v:stroke on="f" weight="0.5pt"/>
               <v:imagedata o:title=""/>
@@ -6099,9 +6351,7 @@
 
 <file path=customXml/item1.xml><?xml version="1.0" encoding="utf-8"?>
 <s:customData xmlns="http://www.wps.cn/officeDocument/2013/wpsCustomData" xmlns:s="http://www.wps.cn/officeDocument/2013/wpsCustomData">
-  <customSectProps>
-    <customSectPr/>
-  </customSectProps>
+  <customSectProps/>
   <customShpExts>
     <customShpInfo spid="_x0000_s1026" textRotate="1"/>
   </customShpExts>

--- a/utils/test_ex.docx
+++ b/utils/test_ex.docx
@@ -5018,7 +5018,9 @@
         </w:tblBorders>
         <w:tblLayout w:type="autofit"/>
         <w:tblCellMar>
+          <w:top w:w="0" w:type="dxa"/>
           <w:left w:w="108" w:type="dxa"/>
+          <w:bottom w:w="0" w:type="dxa"/>
           <w:right w:w="108" w:type="dxa"/>
         </w:tblCellMar>
       </w:tblPr>
@@ -5091,7 +5093,6 @@
         <w:tc>
           <w:tcPr>
             <w:tcW w:w="3835" w:type="dxa"/>
-            <w:tcBorders/>
           </w:tcPr>
           <w:p>
             <w:pPr>
@@ -5117,7 +5118,6 @@
           <w:tcPr>
             <w:tcW w:w="8522" w:type="dxa"/>
             <w:gridSpan w:val="3"/>
-            <w:tcBorders/>
           </w:tcPr>
           <w:p>
             <w:pPr>
@@ -5204,7 +5204,6 @@
         <w:tc>
           <w:tcPr>
             <w:tcW w:w="3835" w:type="dxa"/>
-            <w:tcBorders/>
           </w:tcPr>
           <w:p>
             <w:pPr>
@@ -5230,7 +5229,6 @@
           <w:tcPr>
             <w:tcW w:w="8522" w:type="dxa"/>
             <w:gridSpan w:val="3"/>
-            <w:tcBorders/>
           </w:tcPr>
           <w:p>
             <w:pPr>
@@ -5249,12 +5247,142 @@
               </w:rPr>
               <w:t>{%tr endfor %}</w:t>
             </w:r>
-            <w:bookmarkStart w:id="0" w:name="_GoBack"/>
-            <w:bookmarkEnd w:id="0"/>
           </w:p>
         </w:tc>
       </w:tr>
     </w:tbl>
+    <w:p>
+      <w:pPr>
+        <w:spacing w:line="360" w:lineRule="auto"/>
+        <w:rPr>
+          <w:rFonts w:hint="eastAsia"/>
+        </w:rPr>
+      </w:pPr>
+    </w:p>
+    <w:p>
+      <w:pPr>
+        <w:spacing w:line="360" w:lineRule="auto"/>
+        <w:rPr>
+          <w:rFonts w:hint="eastAsia"/>
+        </w:rPr>
+      </w:pPr>
+    </w:p>
+    <w:p>
+      <w:pPr>
+        <w:spacing w:line="360" w:lineRule="auto"/>
+        <w:rPr>
+          <w:rFonts w:hint="eastAsia"/>
+        </w:rPr>
+      </w:pPr>
+    </w:p>
+    <w:p>
+      <w:pPr>
+        <w:keepNext w:val="0"/>
+        <w:keepLines w:val="0"/>
+        <w:widowControl/>
+        <w:suppressLineNumbers w:val="0"/>
+        <w:jc w:val="left"/>
+        <w:rPr>
+          <w:rFonts w:hint="default" w:asciiTheme="minorEastAsia" w:hAnsiTheme="minorEastAsia" w:cstheme="minorEastAsia"/>
+          <w:color w:val="000000"/>
+          <w:kern w:val="0"/>
+          <w:sz w:val="18"/>
+          <w:szCs w:val="18"/>
+          <w:lang w:val="en-US" w:eastAsia="zh-CN" w:bidi="ar"/>
+        </w:rPr>
+      </w:pPr>
+      <w:r>
+        <w:rPr>
+          <w:rFonts w:hint="eastAsia" w:asciiTheme="minorEastAsia" w:hAnsiTheme="minorEastAsia" w:eastAsiaTheme="minorEastAsia" w:cstheme="minorEastAsia"/>
+          <w:color w:val="000000"/>
+          <w:kern w:val="0"/>
+          <w:sz w:val="18"/>
+          <w:szCs w:val="18"/>
+          <w:lang w:val="en-US" w:eastAsia="zh-CN" w:bidi="ar"/>
+        </w:rPr>
+        <w:t>{% for kv in k_values %}{{ kv.label }} {{ kv.value }}</w:t>
+      </w:r>
+      <w:r>
+        <w:rPr>
+          <w:rFonts w:hint="default" w:asciiTheme="minorEastAsia" w:hAnsiTheme="minorEastAsia" w:cstheme="minorEastAsia"/>
+          <w:color w:val="000000"/>
+          <w:kern w:val="0"/>
+          <w:sz w:val="18"/>
+          <w:szCs w:val="18"/>
+          <w:lang w:val="en-US" w:eastAsia="zh-CN" w:bidi="ar"/>
+        </w:rPr>
+        <w:t>{% if not loop.last %}</w:t>
+      </w:r>
+    </w:p>
+    <w:p>
+      <w:pPr>
+        <w:keepNext w:val="0"/>
+        <w:keepLines w:val="0"/>
+        <w:widowControl/>
+        <w:suppressLineNumbers w:val="0"/>
+        <w:jc w:val="left"/>
+        <w:rPr>
+          <w:rFonts w:hint="eastAsia" w:asciiTheme="minorEastAsia" w:hAnsiTheme="minorEastAsia" w:eastAsiaTheme="minorEastAsia" w:cstheme="minorEastAsia"/>
+          <w:color w:val="000000"/>
+          <w:kern w:val="0"/>
+          <w:sz w:val="18"/>
+          <w:szCs w:val="18"/>
+          <w:lang w:val="en-US" w:eastAsia="zh-CN" w:bidi="ar"/>
+        </w:rPr>
+      </w:pPr>
+      <w:r>
+        <w:rPr>
+          <w:rFonts w:hint="default" w:asciiTheme="minorEastAsia" w:hAnsiTheme="minorEastAsia" w:eastAsiaTheme="minorEastAsia" w:cstheme="minorEastAsia"/>
+          <w:color w:val="000000"/>
+          <w:kern w:val="0"/>
+          <w:sz w:val="18"/>
+          <w:szCs w:val="18"/>
+          <w:lang w:val="en-US" w:eastAsia="zh-CN" w:bidi="ar"/>
+        </w:rPr>
+        <w:t>{% endif %}</w:t>
+      </w:r>
+      <w:bookmarkStart w:id="0" w:name="_GoBack"/>
+      <w:bookmarkEnd w:id="0"/>
+      <w:r>
+        <w:rPr>
+          <w:rFonts w:hint="eastAsia" w:asciiTheme="minorEastAsia" w:hAnsiTheme="minorEastAsia" w:eastAsiaTheme="minorEastAsia" w:cstheme="minorEastAsia"/>
+          <w:color w:val="000000"/>
+          <w:kern w:val="0"/>
+          <w:sz w:val="18"/>
+          <w:szCs w:val="18"/>
+          <w:lang w:val="en-US" w:eastAsia="zh-CN" w:bidi="ar"/>
+        </w:rPr>
+        <w:t>{% endfor %}</w:t>
+      </w:r>
+    </w:p>
+    <w:p>
+      <w:pPr>
+        <w:keepNext w:val="0"/>
+        <w:keepLines w:val="0"/>
+        <w:widowControl/>
+        <w:suppressLineNumbers w:val="0"/>
+        <w:jc w:val="left"/>
+        <w:rPr>
+          <w:rFonts w:hint="default" w:asciiTheme="minorEastAsia" w:hAnsiTheme="minorEastAsia" w:eastAsiaTheme="minorEastAsia" w:cstheme="minorEastAsia"/>
+          <w:color w:val="000000"/>
+          <w:kern w:val="0"/>
+          <w:sz w:val="18"/>
+          <w:szCs w:val="18"/>
+          <w:lang w:val="en-US" w:eastAsia="zh-CN" w:bidi="ar"/>
+        </w:rPr>
+      </w:pPr>
+      <w:r>
+        <w:rPr>
+          <w:rFonts w:hint="default" w:asciiTheme="minorEastAsia" w:hAnsiTheme="minorEastAsia" w:eastAsiaTheme="minorEastAsia" w:cstheme="minorEastAsia"/>
+          <w:color w:val="000000"/>
+          <w:kern w:val="0"/>
+          <w:sz w:val="18"/>
+          <w:szCs w:val="18"/>
+          <w:lang w:val="en-US" w:eastAsia="zh-CN" w:bidi="ar"/>
+        </w:rPr>
+        <w:t>dwadwfw</w:t>
+      </w:r>
+    </w:p>
     <w:p>
       <w:pPr>
         <w:spacing w:line="360" w:lineRule="auto"/>

--- a/utils/test_ex.docx
+++ b/utils/test_ex.docx
@@ -5341,8 +5341,6 @@
         </w:rPr>
         <w:t>{% endif %}</w:t>
       </w:r>
-      <w:bookmarkStart w:id="0" w:name="_GoBack"/>
-      <w:bookmarkEnd w:id="0"/>
       <w:r>
         <w:rPr>
           <w:rFonts w:hint="eastAsia" w:asciiTheme="minorEastAsia" w:hAnsiTheme="minorEastAsia" w:eastAsiaTheme="minorEastAsia" w:cstheme="minorEastAsia"/>
@@ -5363,29 +5361,960 @@
         <w:suppressLineNumbers w:val="0"/>
         <w:jc w:val="left"/>
         <w:rPr>
-          <w:rFonts w:hint="default" w:asciiTheme="minorEastAsia" w:hAnsiTheme="minorEastAsia" w:eastAsiaTheme="minorEastAsia" w:cstheme="minorEastAsia"/>
-          <w:color w:val="000000"/>
-          <w:kern w:val="0"/>
-          <w:sz w:val="18"/>
-          <w:szCs w:val="18"/>
-          <w:lang w:val="en-US" w:eastAsia="zh-CN" w:bidi="ar"/>
+          <w:rFonts w:hint="eastAsia"/>
         </w:rPr>
       </w:pPr>
       <w:r>
         <w:rPr>
-          <w:rFonts w:hint="default" w:asciiTheme="minorEastAsia" w:hAnsiTheme="minorEastAsia" w:eastAsiaTheme="minorEastAsia" w:cstheme="minorEastAsia"/>
-          <w:color w:val="000000"/>
-          <w:kern w:val="0"/>
-          <w:sz w:val="18"/>
-          <w:szCs w:val="18"/>
-          <w:lang w:val="en-US" w:eastAsia="zh-CN" w:bidi="ar"/>
-        </w:rPr>
-        <w:t>dwadwfw</w:t>
+          <w:rFonts w:hint="eastAsia"/>
+        </w:rPr>
+        <w:br w:type="textWrapping"/>
+      </w:r>
+      <w:r>
+        <w:rPr>
+          <w:rFonts w:hint="eastAsia"/>
+        </w:rPr>
+        <w:br w:type="textWrapping"/>
       </w:r>
     </w:p>
     <w:p>
       <w:pPr>
-        <w:spacing w:line="360" w:lineRule="auto"/>
+        <w:keepNext w:val="0"/>
+        <w:keepLines w:val="0"/>
+        <w:widowControl/>
+        <w:suppressLineNumbers w:val="0"/>
+        <w:jc w:val="left"/>
+        <w:rPr>
+          <w:rFonts w:hint="eastAsia"/>
+        </w:rPr>
+      </w:pPr>
+    </w:p>
+    <w:p>
+      <w:pPr>
+        <w:keepNext w:val="0"/>
+        <w:keepLines w:val="0"/>
+        <w:widowControl/>
+        <w:suppressLineNumbers w:val="0"/>
+        <w:jc w:val="left"/>
+        <w:rPr>
+          <w:rFonts w:hint="eastAsia"/>
+        </w:rPr>
+      </w:pPr>
+    </w:p>
+    <w:p>
+      <w:pPr>
+        <w:keepNext w:val="0"/>
+        <w:keepLines w:val="0"/>
+        <w:widowControl/>
+        <w:suppressLineNumbers w:val="0"/>
+        <w:jc w:val="left"/>
+        <w:rPr>
+          <w:rFonts w:hint="eastAsia"/>
+        </w:rPr>
+      </w:pPr>
+    </w:p>
+    <w:p>
+      <w:pPr>
+        <w:keepNext w:val="0"/>
+        <w:keepLines w:val="0"/>
+        <w:widowControl/>
+        <w:suppressLineNumbers w:val="0"/>
+        <w:jc w:val="left"/>
+        <w:rPr>
+          <w:rFonts w:hint="eastAsia"/>
+        </w:rPr>
+      </w:pPr>
+    </w:p>
+    <w:p>
+      <w:pPr>
+        <w:keepNext w:val="0"/>
+        <w:keepLines w:val="0"/>
+        <w:widowControl/>
+        <w:suppressLineNumbers w:val="0"/>
+        <w:jc w:val="left"/>
+        <w:rPr>
+          <w:rFonts w:hint="eastAsia"/>
+        </w:rPr>
+      </w:pPr>
+    </w:p>
+    <w:p>
+      <w:pPr>
+        <w:keepNext w:val="0"/>
+        <w:keepLines w:val="0"/>
+        <w:widowControl/>
+        <w:suppressLineNumbers w:val="0"/>
+        <w:jc w:val="left"/>
+        <w:rPr>
+          <w:rFonts w:hint="eastAsia"/>
+        </w:rPr>
+      </w:pPr>
+    </w:p>
+    <w:p>
+      <w:pPr>
+        <w:keepNext w:val="0"/>
+        <w:keepLines w:val="0"/>
+        <w:widowControl/>
+        <w:suppressLineNumbers w:val="0"/>
+        <w:jc w:val="left"/>
+        <w:rPr>
+          <w:rFonts w:hint="eastAsia"/>
+        </w:rPr>
+      </w:pPr>
+    </w:p>
+    <w:tbl>
+      <w:tblPr>
+        <w:tblStyle w:val="8"/>
+        <w:tblW w:w="0" w:type="auto"/>
+        <w:tblInd w:w="0" w:type="dxa"/>
+        <w:tblBorders>
+          <w:top w:val="single" w:color="auto" w:sz="4" w:space="0"/>
+          <w:left w:val="single" w:color="auto" w:sz="4" w:space="0"/>
+          <w:bottom w:val="single" w:color="auto" w:sz="4" w:space="0"/>
+          <w:right w:val="single" w:color="auto" w:sz="4" w:space="0"/>
+          <w:insideH w:val="single" w:color="auto" w:sz="4" w:space="0"/>
+          <w:insideV w:val="single" w:color="auto" w:sz="4" w:space="0"/>
+        </w:tblBorders>
+        <w:tblLayout w:type="autofit"/>
+        <w:tblCellMar>
+          <w:left w:w="108" w:type="dxa"/>
+          <w:right w:w="108" w:type="dxa"/>
+        </w:tblCellMar>
+      </w:tblPr>
+      <w:tblGrid>
+        <w:gridCol w:w="852"/>
+        <w:gridCol w:w="852"/>
+        <w:gridCol w:w="852"/>
+        <w:gridCol w:w="852"/>
+        <w:gridCol w:w="852"/>
+        <w:gridCol w:w="852"/>
+        <w:gridCol w:w="852"/>
+        <w:gridCol w:w="852"/>
+        <w:gridCol w:w="853"/>
+        <w:gridCol w:w="853"/>
+      </w:tblGrid>
+      <w:tr>
+        <w:tc>
+          <w:tcPr>
+            <w:tcW w:w="852" w:type="dxa"/>
+          </w:tcPr>
+          <w:p>
+            <w:pPr>
+              <w:keepNext w:val="0"/>
+              <w:keepLines w:val="0"/>
+              <w:widowControl/>
+              <w:suppressLineNumbers w:val="0"/>
+              <w:jc w:val="left"/>
+              <w:rPr>
+                <w:rFonts w:hint="eastAsia" w:eastAsia="宋体"/>
+                <w:vertAlign w:val="baseline"/>
+                <w:lang w:val="en-US" w:eastAsia="zh-CN"/>
+              </w:rPr>
+            </w:pPr>
+            <w:r>
+              <w:rPr>
+                <w:rFonts w:hint="eastAsia"/>
+                <w:vertAlign w:val="baseline"/>
+                <w:lang w:val="en-US" w:eastAsia="zh-CN"/>
+              </w:rPr>
+              <w:t>a</w:t>
+            </w:r>
+          </w:p>
+        </w:tc>
+        <w:tc>
+          <w:tcPr>
+            <w:tcW w:w="852" w:type="dxa"/>
+          </w:tcPr>
+          <w:p>
+            <w:pPr>
+              <w:keepNext w:val="0"/>
+              <w:keepLines w:val="0"/>
+              <w:widowControl/>
+              <w:suppressLineNumbers w:val="0"/>
+              <w:jc w:val="left"/>
+              <w:rPr>
+                <w:rFonts w:hint="default"/>
+                <w:vertAlign w:val="baseline"/>
+                <w:lang w:val="en-US"/>
+              </w:rPr>
+            </w:pPr>
+            <w:r>
+              <w:rPr>
+                <w:rFonts w:hint="default"/>
+                <w:vertAlign w:val="baseline"/>
+                <w:lang w:val="en-US"/>
+              </w:rPr>
+              <w:t>a</w:t>
+            </w:r>
+          </w:p>
+        </w:tc>
+        <w:tc>
+          <w:tcPr>
+            <w:tcW w:w="852" w:type="dxa"/>
+          </w:tcPr>
+          <w:p>
+            <w:pPr>
+              <w:keepNext w:val="0"/>
+              <w:keepLines w:val="0"/>
+              <w:widowControl/>
+              <w:suppressLineNumbers w:val="0"/>
+              <w:jc w:val="left"/>
+              <w:rPr>
+                <w:rFonts w:hint="default"/>
+                <w:vertAlign w:val="baseline"/>
+                <w:lang w:val="en-US"/>
+              </w:rPr>
+            </w:pPr>
+            <w:r>
+              <w:rPr>
+                <w:rFonts w:hint="default"/>
+                <w:vertAlign w:val="baseline"/>
+                <w:lang w:val="en-US"/>
+              </w:rPr>
+              <w:t>a</w:t>
+            </w:r>
+          </w:p>
+        </w:tc>
+        <w:tc>
+          <w:tcPr>
+            <w:tcW w:w="852" w:type="dxa"/>
+          </w:tcPr>
+          <w:p>
+            <w:pPr>
+              <w:keepNext w:val="0"/>
+              <w:keepLines w:val="0"/>
+              <w:widowControl/>
+              <w:suppressLineNumbers w:val="0"/>
+              <w:jc w:val="left"/>
+              <w:rPr>
+                <w:rFonts w:hint="default"/>
+                <w:vertAlign w:val="baseline"/>
+                <w:lang w:val="en-US"/>
+              </w:rPr>
+            </w:pPr>
+            <w:r>
+              <w:rPr>
+                <w:rFonts w:hint="default"/>
+                <w:vertAlign w:val="baseline"/>
+                <w:lang w:val="en-US"/>
+              </w:rPr>
+              <w:t>a</w:t>
+            </w:r>
+          </w:p>
+        </w:tc>
+        <w:tc>
+          <w:tcPr>
+            <w:tcW w:w="852" w:type="dxa"/>
+          </w:tcPr>
+          <w:p>
+            <w:pPr>
+              <w:keepNext w:val="0"/>
+              <w:keepLines w:val="0"/>
+              <w:widowControl/>
+              <w:suppressLineNumbers w:val="0"/>
+              <w:jc w:val="left"/>
+              <w:rPr>
+                <w:rFonts w:hint="default"/>
+                <w:vertAlign w:val="baseline"/>
+                <w:lang w:val="en-US"/>
+              </w:rPr>
+            </w:pPr>
+            <w:r>
+              <w:rPr>
+                <w:rFonts w:hint="default"/>
+                <w:vertAlign w:val="baseline"/>
+                <w:lang w:val="en-US"/>
+              </w:rPr>
+              <w:t>a</w:t>
+            </w:r>
+          </w:p>
+        </w:tc>
+        <w:tc>
+          <w:tcPr>
+            <w:tcW w:w="852" w:type="dxa"/>
+          </w:tcPr>
+          <w:p>
+            <w:pPr>
+              <w:keepNext w:val="0"/>
+              <w:keepLines w:val="0"/>
+              <w:widowControl/>
+              <w:suppressLineNumbers w:val="0"/>
+              <w:jc w:val="left"/>
+              <w:rPr>
+                <w:rFonts w:hint="default"/>
+                <w:vertAlign w:val="baseline"/>
+                <w:lang w:val="en-US"/>
+              </w:rPr>
+            </w:pPr>
+            <w:r>
+              <w:rPr>
+                <w:rFonts w:hint="default"/>
+                <w:vertAlign w:val="baseline"/>
+                <w:lang w:val="en-US"/>
+              </w:rPr>
+              <w:t>a</w:t>
+            </w:r>
+          </w:p>
+        </w:tc>
+        <w:tc>
+          <w:tcPr>
+            <w:tcW w:w="852" w:type="dxa"/>
+          </w:tcPr>
+          <w:p>
+            <w:pPr>
+              <w:keepNext w:val="0"/>
+              <w:keepLines w:val="0"/>
+              <w:widowControl/>
+              <w:suppressLineNumbers w:val="0"/>
+              <w:jc w:val="left"/>
+              <w:rPr>
+                <w:rFonts w:hint="default"/>
+                <w:vertAlign w:val="baseline"/>
+                <w:lang w:val="en-US"/>
+              </w:rPr>
+            </w:pPr>
+            <w:r>
+              <w:rPr>
+                <w:rFonts w:hint="default"/>
+                <w:vertAlign w:val="baseline"/>
+                <w:lang w:val="en-US"/>
+              </w:rPr>
+              <w:t>a</w:t>
+            </w:r>
+          </w:p>
+        </w:tc>
+        <w:tc>
+          <w:tcPr>
+            <w:tcW w:w="852" w:type="dxa"/>
+          </w:tcPr>
+          <w:p>
+            <w:pPr>
+              <w:keepNext w:val="0"/>
+              <w:keepLines w:val="0"/>
+              <w:widowControl/>
+              <w:suppressLineNumbers w:val="0"/>
+              <w:jc w:val="left"/>
+              <w:rPr>
+                <w:rFonts w:hint="default"/>
+                <w:vertAlign w:val="baseline"/>
+                <w:lang w:val="en-US"/>
+              </w:rPr>
+            </w:pPr>
+            <w:r>
+              <w:rPr>
+                <w:rFonts w:hint="default"/>
+                <w:vertAlign w:val="baseline"/>
+                <w:lang w:val="en-US"/>
+              </w:rPr>
+              <w:t>a</w:t>
+            </w:r>
+          </w:p>
+        </w:tc>
+        <w:tc>
+          <w:tcPr>
+            <w:tcW w:w="853" w:type="dxa"/>
+          </w:tcPr>
+          <w:p>
+            <w:pPr>
+              <w:keepNext w:val="0"/>
+              <w:keepLines w:val="0"/>
+              <w:widowControl/>
+              <w:suppressLineNumbers w:val="0"/>
+              <w:jc w:val="left"/>
+              <w:rPr>
+                <w:rFonts w:hint="default"/>
+                <w:vertAlign w:val="baseline"/>
+                <w:lang w:val="en-US"/>
+              </w:rPr>
+            </w:pPr>
+            <w:r>
+              <w:rPr>
+                <w:rFonts w:hint="default"/>
+                <w:vertAlign w:val="baseline"/>
+                <w:lang w:val="en-US"/>
+              </w:rPr>
+              <w:t>a</w:t>
+            </w:r>
+          </w:p>
+        </w:tc>
+        <w:tc>
+          <w:tcPr>
+            <w:tcW w:w="853" w:type="dxa"/>
+          </w:tcPr>
+          <w:p>
+            <w:pPr>
+              <w:keepNext w:val="0"/>
+              <w:keepLines w:val="0"/>
+              <w:widowControl/>
+              <w:suppressLineNumbers w:val="0"/>
+              <w:jc w:val="left"/>
+              <w:rPr>
+                <w:rFonts w:hint="default"/>
+                <w:vertAlign w:val="baseline"/>
+                <w:lang w:val="en-US"/>
+              </w:rPr>
+            </w:pPr>
+            <w:r>
+              <w:rPr>
+                <w:rFonts w:hint="default"/>
+                <w:vertAlign w:val="baseline"/>
+                <w:lang w:val="en-US"/>
+              </w:rPr>
+              <w:t>a</w:t>
+            </w:r>
+          </w:p>
+        </w:tc>
+      </w:tr>
+      <w:tr>
+        <w:tc>
+          <w:tcPr>
+            <w:tcW w:w="6816" w:type="dxa"/>
+            <w:gridSpan w:val="8"/>
+            <w:vMerge w:val="restart"/>
+            <w:tcBorders/>
+          </w:tcPr>
+          <w:p>
+            <w:pPr>
+              <w:keepNext w:val="0"/>
+              <w:keepLines w:val="0"/>
+              <w:widowControl/>
+              <w:suppressLineNumbers w:val="0"/>
+              <w:jc w:val="left"/>
+              <w:rPr>
+                <w:rFonts w:hint="eastAsia" w:eastAsia="宋体"/>
+                <w:vertAlign w:val="baseline"/>
+                <w:lang w:val="en-US"/>
+              </w:rPr>
+            </w:pPr>
+            <w:r>
+              <w:rPr>
+                <w:rFonts w:hint="eastAsia" w:eastAsia="宋体"/>
+                <w:vertAlign w:val="baseline"/>
+                <w:lang w:val="en-US"/>
+              </w:rPr>
+              <w:t>{{p subdoc</w:t>
+            </w:r>
+            <w:r>
+              <w:rPr>
+                <w:rFonts w:hint="default" w:eastAsia="宋体"/>
+                <w:vertAlign w:val="baseline"/>
+                <w:lang w:val="en-US"/>
+              </w:rPr>
+              <w:t>_table</w:t>
+            </w:r>
+            <w:bookmarkStart w:id="0" w:name="_GoBack"/>
+            <w:bookmarkEnd w:id="0"/>
+            <w:r>
+              <w:rPr>
+                <w:rFonts w:hint="eastAsia" w:eastAsia="宋体"/>
+                <w:vertAlign w:val="baseline"/>
+                <w:lang w:val="en-US"/>
+              </w:rPr>
+              <w:t xml:space="preserve"> }}</w:t>
+            </w:r>
+          </w:p>
+          <w:p>
+            <w:pPr>
+              <w:keepNext w:val="0"/>
+              <w:keepLines w:val="0"/>
+              <w:widowControl/>
+              <w:suppressLineNumbers w:val="0"/>
+              <w:jc w:val="left"/>
+              <w:rPr>
+                <w:rFonts w:hint="eastAsia"/>
+                <w:vertAlign w:val="baseline"/>
+              </w:rPr>
+            </w:pPr>
+          </w:p>
+        </w:tc>
+        <w:tc>
+          <w:tcPr>
+            <w:tcW w:w="853" w:type="dxa"/>
+          </w:tcPr>
+          <w:p>
+            <w:pPr>
+              <w:keepNext w:val="0"/>
+              <w:keepLines w:val="0"/>
+              <w:widowControl/>
+              <w:suppressLineNumbers w:val="0"/>
+              <w:jc w:val="left"/>
+              <w:rPr>
+                <w:rFonts w:hint="default"/>
+                <w:vertAlign w:val="baseline"/>
+                <w:lang w:val="en-US"/>
+              </w:rPr>
+            </w:pPr>
+            <w:r>
+              <w:rPr>
+                <w:rFonts w:hint="default"/>
+                <w:vertAlign w:val="baseline"/>
+                <w:lang w:val="en-US"/>
+              </w:rPr>
+              <w:t>a</w:t>
+            </w:r>
+          </w:p>
+        </w:tc>
+        <w:tc>
+          <w:tcPr>
+            <w:tcW w:w="853" w:type="dxa"/>
+          </w:tcPr>
+          <w:p>
+            <w:pPr>
+              <w:keepNext w:val="0"/>
+              <w:keepLines w:val="0"/>
+              <w:widowControl/>
+              <w:suppressLineNumbers w:val="0"/>
+              <w:jc w:val="left"/>
+              <w:rPr>
+                <w:rFonts w:hint="default"/>
+                <w:vertAlign w:val="baseline"/>
+                <w:lang w:val="en-US"/>
+              </w:rPr>
+            </w:pPr>
+            <w:r>
+              <w:rPr>
+                <w:rFonts w:hint="default"/>
+                <w:vertAlign w:val="baseline"/>
+                <w:lang w:val="en-US"/>
+              </w:rPr>
+              <w:t>a</w:t>
+            </w:r>
+          </w:p>
+        </w:tc>
+      </w:tr>
+      <w:tr>
+        <w:tc>
+          <w:tcPr>
+            <w:tcW w:w="6816" w:type="dxa"/>
+            <w:gridSpan w:val="8"/>
+            <w:vMerge w:val="continue"/>
+            <w:tcBorders/>
+          </w:tcPr>
+          <w:p>
+            <w:pPr>
+              <w:keepNext w:val="0"/>
+              <w:keepLines w:val="0"/>
+              <w:widowControl/>
+              <w:suppressLineNumbers w:val="0"/>
+              <w:jc w:val="left"/>
+              <w:rPr>
+                <w:rFonts w:hint="eastAsia"/>
+                <w:vertAlign w:val="baseline"/>
+              </w:rPr>
+            </w:pPr>
+          </w:p>
+        </w:tc>
+        <w:tc>
+          <w:tcPr>
+            <w:tcW w:w="853" w:type="dxa"/>
+          </w:tcPr>
+          <w:p>
+            <w:pPr>
+              <w:keepNext w:val="0"/>
+              <w:keepLines w:val="0"/>
+              <w:widowControl/>
+              <w:suppressLineNumbers w:val="0"/>
+              <w:jc w:val="left"/>
+              <w:rPr>
+                <w:rFonts w:hint="default"/>
+                <w:vertAlign w:val="baseline"/>
+                <w:lang w:val="en-US"/>
+              </w:rPr>
+            </w:pPr>
+            <w:r>
+              <w:rPr>
+                <w:rFonts w:hint="default"/>
+                <w:vertAlign w:val="baseline"/>
+                <w:lang w:val="en-US"/>
+              </w:rPr>
+              <w:t>a</w:t>
+            </w:r>
+          </w:p>
+        </w:tc>
+        <w:tc>
+          <w:tcPr>
+            <w:tcW w:w="853" w:type="dxa"/>
+          </w:tcPr>
+          <w:p>
+            <w:pPr>
+              <w:keepNext w:val="0"/>
+              <w:keepLines w:val="0"/>
+              <w:widowControl/>
+              <w:suppressLineNumbers w:val="0"/>
+              <w:jc w:val="left"/>
+              <w:rPr>
+                <w:rFonts w:hint="default"/>
+                <w:vertAlign w:val="baseline"/>
+                <w:lang w:val="en-US"/>
+              </w:rPr>
+            </w:pPr>
+            <w:r>
+              <w:rPr>
+                <w:rFonts w:hint="default"/>
+                <w:vertAlign w:val="baseline"/>
+                <w:lang w:val="en-US"/>
+              </w:rPr>
+              <w:t>a</w:t>
+            </w:r>
+          </w:p>
+        </w:tc>
+      </w:tr>
+      <w:tr>
+        <w:tc>
+          <w:tcPr>
+            <w:tcW w:w="6816" w:type="dxa"/>
+            <w:gridSpan w:val="8"/>
+            <w:vMerge w:val="continue"/>
+            <w:tcBorders/>
+          </w:tcPr>
+          <w:p>
+            <w:pPr>
+              <w:keepNext w:val="0"/>
+              <w:keepLines w:val="0"/>
+              <w:widowControl/>
+              <w:suppressLineNumbers w:val="0"/>
+              <w:jc w:val="left"/>
+              <w:rPr>
+                <w:rFonts w:hint="eastAsia"/>
+                <w:vertAlign w:val="baseline"/>
+              </w:rPr>
+            </w:pPr>
+          </w:p>
+        </w:tc>
+        <w:tc>
+          <w:tcPr>
+            <w:tcW w:w="853" w:type="dxa"/>
+          </w:tcPr>
+          <w:p>
+            <w:pPr>
+              <w:keepNext w:val="0"/>
+              <w:keepLines w:val="0"/>
+              <w:widowControl/>
+              <w:suppressLineNumbers w:val="0"/>
+              <w:jc w:val="left"/>
+              <w:rPr>
+                <w:rFonts w:hint="default"/>
+                <w:vertAlign w:val="baseline"/>
+                <w:lang w:val="en-US"/>
+              </w:rPr>
+            </w:pPr>
+            <w:r>
+              <w:rPr>
+                <w:rFonts w:hint="default"/>
+                <w:vertAlign w:val="baseline"/>
+                <w:lang w:val="en-US"/>
+              </w:rPr>
+              <w:t>a</w:t>
+            </w:r>
+          </w:p>
+        </w:tc>
+        <w:tc>
+          <w:tcPr>
+            <w:tcW w:w="853" w:type="dxa"/>
+          </w:tcPr>
+          <w:p>
+            <w:pPr>
+              <w:keepNext w:val="0"/>
+              <w:keepLines w:val="0"/>
+              <w:widowControl/>
+              <w:suppressLineNumbers w:val="0"/>
+              <w:jc w:val="left"/>
+              <w:rPr>
+                <w:rFonts w:hint="default"/>
+                <w:vertAlign w:val="baseline"/>
+                <w:lang w:val="en-US"/>
+              </w:rPr>
+            </w:pPr>
+            <w:r>
+              <w:rPr>
+                <w:rFonts w:hint="default"/>
+                <w:vertAlign w:val="baseline"/>
+                <w:lang w:val="en-US"/>
+              </w:rPr>
+              <w:t>a</w:t>
+            </w:r>
+          </w:p>
+        </w:tc>
+      </w:tr>
+      <w:tr>
+        <w:tc>
+          <w:tcPr>
+            <w:tcW w:w="852" w:type="dxa"/>
+          </w:tcPr>
+          <w:p>
+            <w:pPr>
+              <w:keepNext w:val="0"/>
+              <w:keepLines w:val="0"/>
+              <w:widowControl/>
+              <w:suppressLineNumbers w:val="0"/>
+              <w:jc w:val="left"/>
+              <w:rPr>
+                <w:rFonts w:hint="default"/>
+                <w:vertAlign w:val="baseline"/>
+                <w:lang w:val="en-US"/>
+              </w:rPr>
+            </w:pPr>
+            <w:r>
+              <w:rPr>
+                <w:rFonts w:hint="default"/>
+                <w:vertAlign w:val="baseline"/>
+                <w:lang w:val="en-US"/>
+              </w:rPr>
+              <w:t>b</w:t>
+            </w:r>
+          </w:p>
+        </w:tc>
+        <w:tc>
+          <w:tcPr>
+            <w:tcW w:w="852" w:type="dxa"/>
+          </w:tcPr>
+          <w:p>
+            <w:pPr>
+              <w:keepNext w:val="0"/>
+              <w:keepLines w:val="0"/>
+              <w:widowControl/>
+              <w:suppressLineNumbers w:val="0"/>
+              <w:jc w:val="left"/>
+              <w:rPr>
+                <w:rFonts w:hint="default"/>
+                <w:vertAlign w:val="baseline"/>
+                <w:lang w:val="en-US"/>
+              </w:rPr>
+            </w:pPr>
+            <w:r>
+              <w:rPr>
+                <w:rFonts w:hint="default"/>
+                <w:vertAlign w:val="baseline"/>
+                <w:lang w:val="en-US"/>
+              </w:rPr>
+              <w:t>b</w:t>
+            </w:r>
+          </w:p>
+        </w:tc>
+        <w:tc>
+          <w:tcPr>
+            <w:tcW w:w="852" w:type="dxa"/>
+          </w:tcPr>
+          <w:p>
+            <w:pPr>
+              <w:keepNext w:val="0"/>
+              <w:keepLines w:val="0"/>
+              <w:widowControl/>
+              <w:suppressLineNumbers w:val="0"/>
+              <w:jc w:val="left"/>
+              <w:rPr>
+                <w:rFonts w:hint="default"/>
+                <w:vertAlign w:val="baseline"/>
+                <w:lang w:val="en-US"/>
+              </w:rPr>
+            </w:pPr>
+            <w:r>
+              <w:rPr>
+                <w:rFonts w:hint="default"/>
+                <w:vertAlign w:val="baseline"/>
+                <w:lang w:val="en-US"/>
+              </w:rPr>
+              <w:t>b</w:t>
+            </w:r>
+          </w:p>
+        </w:tc>
+        <w:tc>
+          <w:tcPr>
+            <w:tcW w:w="852" w:type="dxa"/>
+          </w:tcPr>
+          <w:p>
+            <w:pPr>
+              <w:keepNext w:val="0"/>
+              <w:keepLines w:val="0"/>
+              <w:widowControl/>
+              <w:suppressLineNumbers w:val="0"/>
+              <w:jc w:val="left"/>
+              <w:rPr>
+                <w:rFonts w:hint="default"/>
+                <w:vertAlign w:val="baseline"/>
+                <w:lang w:val="en-US"/>
+              </w:rPr>
+            </w:pPr>
+            <w:r>
+              <w:rPr>
+                <w:rFonts w:hint="default"/>
+                <w:vertAlign w:val="baseline"/>
+                <w:lang w:val="en-US"/>
+              </w:rPr>
+              <w:t>b</w:t>
+            </w:r>
+          </w:p>
+        </w:tc>
+        <w:tc>
+          <w:tcPr>
+            <w:tcW w:w="852" w:type="dxa"/>
+          </w:tcPr>
+          <w:p>
+            <w:pPr>
+              <w:keepNext w:val="0"/>
+              <w:keepLines w:val="0"/>
+              <w:widowControl/>
+              <w:suppressLineNumbers w:val="0"/>
+              <w:jc w:val="left"/>
+              <w:rPr>
+                <w:rFonts w:hint="default"/>
+                <w:vertAlign w:val="baseline"/>
+                <w:lang w:val="en-US"/>
+              </w:rPr>
+            </w:pPr>
+            <w:r>
+              <w:rPr>
+                <w:rFonts w:hint="default"/>
+                <w:vertAlign w:val="baseline"/>
+                <w:lang w:val="en-US"/>
+              </w:rPr>
+              <w:t>b</w:t>
+            </w:r>
+          </w:p>
+        </w:tc>
+        <w:tc>
+          <w:tcPr>
+            <w:tcW w:w="852" w:type="dxa"/>
+          </w:tcPr>
+          <w:p>
+            <w:pPr>
+              <w:keepNext w:val="0"/>
+              <w:keepLines w:val="0"/>
+              <w:widowControl/>
+              <w:suppressLineNumbers w:val="0"/>
+              <w:jc w:val="left"/>
+              <w:rPr>
+                <w:rFonts w:hint="default"/>
+                <w:vertAlign w:val="baseline"/>
+                <w:lang w:val="en-US"/>
+              </w:rPr>
+            </w:pPr>
+            <w:r>
+              <w:rPr>
+                <w:rFonts w:hint="default"/>
+                <w:vertAlign w:val="baseline"/>
+                <w:lang w:val="en-US"/>
+              </w:rPr>
+              <w:t>b</w:t>
+            </w:r>
+          </w:p>
+        </w:tc>
+        <w:tc>
+          <w:tcPr>
+            <w:tcW w:w="852" w:type="dxa"/>
+          </w:tcPr>
+          <w:p>
+            <w:pPr>
+              <w:keepNext w:val="0"/>
+              <w:keepLines w:val="0"/>
+              <w:widowControl/>
+              <w:suppressLineNumbers w:val="0"/>
+              <w:jc w:val="left"/>
+              <w:rPr>
+                <w:rFonts w:hint="default"/>
+                <w:vertAlign w:val="baseline"/>
+                <w:lang w:val="en-US"/>
+              </w:rPr>
+            </w:pPr>
+            <w:r>
+              <w:rPr>
+                <w:rFonts w:hint="default"/>
+                <w:vertAlign w:val="baseline"/>
+                <w:lang w:val="en-US"/>
+              </w:rPr>
+              <w:t>b</w:t>
+            </w:r>
+          </w:p>
+        </w:tc>
+        <w:tc>
+          <w:tcPr>
+            <w:tcW w:w="852" w:type="dxa"/>
+          </w:tcPr>
+          <w:p>
+            <w:pPr>
+              <w:keepNext w:val="0"/>
+              <w:keepLines w:val="0"/>
+              <w:widowControl/>
+              <w:suppressLineNumbers w:val="0"/>
+              <w:jc w:val="left"/>
+              <w:rPr>
+                <w:rFonts w:hint="default"/>
+                <w:vertAlign w:val="baseline"/>
+                <w:lang w:val="en-US"/>
+              </w:rPr>
+            </w:pPr>
+            <w:r>
+              <w:rPr>
+                <w:rFonts w:hint="default"/>
+                <w:vertAlign w:val="baseline"/>
+                <w:lang w:val="en-US"/>
+              </w:rPr>
+              <w:t>b</w:t>
+            </w:r>
+          </w:p>
+        </w:tc>
+        <w:tc>
+          <w:tcPr>
+            <w:tcW w:w="853" w:type="dxa"/>
+          </w:tcPr>
+          <w:p>
+            <w:pPr>
+              <w:keepNext w:val="0"/>
+              <w:keepLines w:val="0"/>
+              <w:widowControl/>
+              <w:suppressLineNumbers w:val="0"/>
+              <w:jc w:val="left"/>
+              <w:rPr>
+                <w:rFonts w:hint="default"/>
+                <w:vertAlign w:val="baseline"/>
+                <w:lang w:val="en-US"/>
+              </w:rPr>
+            </w:pPr>
+            <w:r>
+              <w:rPr>
+                <w:rFonts w:hint="default"/>
+                <w:vertAlign w:val="baseline"/>
+                <w:lang w:val="en-US"/>
+              </w:rPr>
+              <w:t>a</w:t>
+            </w:r>
+          </w:p>
+        </w:tc>
+        <w:tc>
+          <w:tcPr>
+            <w:tcW w:w="853" w:type="dxa"/>
+          </w:tcPr>
+          <w:p>
+            <w:pPr>
+              <w:keepNext w:val="0"/>
+              <w:keepLines w:val="0"/>
+              <w:widowControl/>
+              <w:suppressLineNumbers w:val="0"/>
+              <w:jc w:val="left"/>
+              <w:rPr>
+                <w:rFonts w:hint="default"/>
+                <w:vertAlign w:val="baseline"/>
+                <w:lang w:val="en-US"/>
+              </w:rPr>
+            </w:pPr>
+            <w:r>
+              <w:rPr>
+                <w:rFonts w:hint="default"/>
+                <w:vertAlign w:val="baseline"/>
+                <w:lang w:val="en-US"/>
+              </w:rPr>
+              <w:t>a</w:t>
+            </w:r>
+          </w:p>
+        </w:tc>
+      </w:tr>
+    </w:tbl>
+    <w:p>
+      <w:pPr>
+        <w:keepNext w:val="0"/>
+        <w:keepLines w:val="0"/>
+        <w:widowControl/>
+        <w:suppressLineNumbers w:val="0"/>
+        <w:jc w:val="left"/>
         <w:rPr>
           <w:rFonts w:hint="eastAsia"/>
         </w:rPr>
